--- a/漫剧平台内容安全审核系统-PRD.docx
+++ b/漫剧平台内容安全审核系统-PRD.docx
@@ -60,7 +60,7 @@
           <w:sz w:val="22"/>
           <w:szCs w:val="22"/>
         </w:rPr>
-        <w:t xml:space="preserve">版本：v1.2 ｜ 日期：2026-08-05 ｜ 状态：待评审</w:t>
+        <w:t xml:space="preserve">版本：v1.3 ｜ 日期：2026-08-05 ｜ 状态：待评审</w:t>
       </w:r>
     </w:p>
     <w:p>
@@ -545,6 +545,116 @@
                 <w:szCs w:val="20"/>
               </w:rPr>
               <w:t xml:space="preserve">重新生成统一样式 Word 文档，合并所有更新</w:t>
+            </w:r>
+          </w:p>
+        </w:tc>
+      </w:tr>
+      <w:tr>
+        <w:tc>
+          <w:tcPr>
+            <w:tcW w:type="dxa" w:w="1200"/>
+            <w:tcBorders>
+              <w:top w:val="single" w:color="BFBFBF" w:sz="1"/>
+              <w:left w:val="single" w:color="BFBFBF" w:sz="1"/>
+              <w:bottom w:val="single" w:color="BFBFBF" w:sz="1"/>
+              <w:right w:val="single" w:color="BFBFBF" w:sz="1"/>
+            </w:tcBorders>
+            <w:tcMar>
+              <w:top w:type="dxa" w:w="60"/>
+              <w:left w:type="dxa" w:w="100"/>
+              <w:bottom w:type="dxa" w:w="60"/>
+              <w:right w:type="dxa" w:w="100"/>
+            </w:tcMar>
+            <w:vAlign w:val="center"/>
+          </w:tcPr>
+          <w:p>
+            <w:r>
+              <w:rPr>
+                <w:sz w:val="20"/>
+                <w:szCs w:val="20"/>
+              </w:rPr>
+              <w:t xml:space="preserve">v1.3</w:t>
+            </w:r>
+          </w:p>
+        </w:tc>
+        <w:tc>
+          <w:tcPr>
+            <w:tcW w:type="dxa" w:w="2000"/>
+            <w:tcBorders>
+              <w:top w:val="single" w:color="BFBFBF" w:sz="1"/>
+              <w:left w:val="single" w:color="BFBFBF" w:sz="1"/>
+              <w:bottom w:val="single" w:color="BFBFBF" w:sz="1"/>
+              <w:right w:val="single" w:color="BFBFBF" w:sz="1"/>
+            </w:tcBorders>
+            <w:tcMar>
+              <w:top w:type="dxa" w:w="60"/>
+              <w:left w:type="dxa" w:w="100"/>
+              <w:bottom w:type="dxa" w:w="60"/>
+              <w:right w:type="dxa" w:w="100"/>
+            </w:tcMar>
+            <w:vAlign w:val="center"/>
+          </w:tcPr>
+          <w:p>
+            <w:r>
+              <w:rPr>
+                <w:sz w:val="20"/>
+                <w:szCs w:val="20"/>
+              </w:rPr>
+              <w:t xml:space="preserve">2026-08-05</w:t>
+            </w:r>
+          </w:p>
+        </w:tc>
+        <w:tc>
+          <w:tcPr>
+            <w:tcW w:type="dxa" w:w="2000"/>
+            <w:tcBorders>
+              <w:top w:val="single" w:color="BFBFBF" w:sz="1"/>
+              <w:left w:val="single" w:color="BFBFBF" w:sz="1"/>
+              <w:bottom w:val="single" w:color="BFBFBF" w:sz="1"/>
+              <w:right w:val="single" w:color="BFBFBF" w:sz="1"/>
+            </w:tcBorders>
+            <w:tcMar>
+              <w:top w:type="dxa" w:w="60"/>
+              <w:left w:type="dxa" w:w="100"/>
+              <w:bottom w:type="dxa" w:w="60"/>
+              <w:right w:type="dxa" w:w="100"/>
+            </w:tcMar>
+            <w:vAlign w:val="center"/>
+          </w:tcPr>
+          <w:p>
+            <w:r>
+              <w:rPr>
+                <w:sz w:val="20"/>
+                <w:szCs w:val="20"/>
+              </w:rPr>
+              <w:t xml:space="preserve">产品组</w:t>
+            </w:r>
+          </w:p>
+        </w:tc>
+        <w:tc>
+          <w:tcPr>
+            <w:tcW w:type="dxa" w:w="4160"/>
+            <w:tcBorders>
+              <w:top w:val="single" w:color="BFBFBF" w:sz="1"/>
+              <w:left w:val="single" w:color="BFBFBF" w:sz="1"/>
+              <w:bottom w:val="single" w:color="BFBFBF" w:sz="1"/>
+              <w:right w:val="single" w:color="BFBFBF" w:sz="1"/>
+            </w:tcBorders>
+            <w:tcMar>
+              <w:top w:type="dxa" w:w="60"/>
+              <w:left w:type="dxa" w:w="100"/>
+              <w:bottom w:type="dxa" w:w="60"/>
+              <w:right w:type="dxa" w:w="100"/>
+            </w:tcMar>
+            <w:vAlign w:val="center"/>
+          </w:tcPr>
+          <w:p>
+            <w:r>
+              <w:rPr>
+                <w:sz w:val="20"/>
+                <w:szCs w:val="20"/>
+              </w:rPr>
+              <w:t xml:space="preserve">功能需求模块补充各层交互功能说明</w:t>
             </w:r>
           </w:p>
         </w:tc>
@@ -608,67 +718,7 @@
         <w:spacing w:after="120"/>
       </w:pPr>
       <w:r>
-        <w:t xml:space="preserve">漫剧平台为创作者提供 AI 生成能力，覆盖「角色 / 场景 / 道具 AI 生图」与「分镜视频脚本生成」两个核心环节。创作者通过提示词（Prompt）与参考素材驱动 AI 生成内容，若提示词或素材包含敏感内容，将带来以下问题：</w:t>
-      </w:r>
-    </w:p>
-    <w:p>
-      <w:pPr>
-        <w:pStyle w:val="ListParagraph"/>
-        <w:numPr>
-          <w:ilvl w:val="0"/>
-          <w:numId w:val="2"/>
-        </w:numPr>
-        <w:spacing w:after="60"/>
-      </w:pPr>
-      <w:r>
-        <w:t xml:space="preserve">合规风险：违规内容被生成并外发，平台面临监管处罚与下架风险。</w:t>
-      </w:r>
-    </w:p>
-    <w:p>
-      <w:pPr>
-        <w:pStyle w:val="ListParagraph"/>
-        <w:numPr>
-          <w:ilvl w:val="0"/>
-          <w:numId w:val="2"/>
-        </w:numPr>
-        <w:spacing w:after="60"/>
-      </w:pPr>
-      <w:r>
-        <w:t xml:space="preserve">资源浪费：命中敏感词的请求进入生成管线，白白消耗算力与生成额度。</w:t>
-      </w:r>
-    </w:p>
-    <w:p>
-      <w:pPr>
-        <w:pStyle w:val="ListParagraph"/>
-        <w:numPr>
-          <w:ilvl w:val="0"/>
-          <w:numId w:val="2"/>
-        </w:numPr>
-        <w:spacing w:after="60"/>
-      </w:pPr>
-      <w:r>
-        <w:t xml:space="preserve">审核滞后：事后人工审核量大、发现问题时内容已存在。</w:t>
-      </w:r>
-    </w:p>
-    <w:p>
-      <w:pPr>
-        <w:pStyle w:val="ListParagraph"/>
-        <w:numPr>
-          <w:ilvl w:val="0"/>
-          <w:numId w:val="2"/>
-        </w:numPr>
-        <w:spacing w:after="60"/>
-      </w:pPr>
-      <w:r>
-        <w:t xml:space="preserve">体验问题：创作者偶然误用敏感词、生成失败却不知原因，挫败感强。</w:t>
-      </w:r>
-    </w:p>
-    <w:p>
-      <w:pPr>
-        <w:spacing w:after="120"/>
-      </w:pPr>
-      <w:r>
-        <w:t xml:space="preserve">参考《Seedance 2.0 提示词敏感判定规则整理》公开资料，内容审核并非简单的「出现某个词就拒绝」，而是综合判断提示词语义、人物身份、版权特征、参考素材和最终生成内容。因此本系统将审核逻辑工程化为三层协同架构。</w:t>
+        <w:t xml:space="preserve">漫剧平台为创作者提供 AI 生成能力，覆盖「角色 / 场景 / 道具 AI 生图」与「分镜视频脚本生成」两个核心环节。创作者通过提示词（Prompt）与参考素材驱动 AI 生成内容，若提示词或素材包含敏感内容，将带来合规风险、资源浪费、审核滞后与体验问题。参考《Seedance 2.0 提示词敏感判定规则整理》公开资料，内容审核并非简单的「出现某个词就拒绝」，而是综合判断提示词语义、人物身份、版权特征、参考素材和最终生成内容。因此本系统将审核逻辑工程化为三层协同架构。</w:t>
       </w:r>
     </w:p>
     <w:p>
@@ -952,7 +1002,7 @@
                 <w:sz w:val="20"/>
                 <w:szCs w:val="20"/>
               </w:rPr>
-              <w:t xml:space="preserve">减少 60%+ 命中后消耗的算力</w:t>
+              <w:t xml:space="preserve">减少 60%+ 算力</w:t>
             </w:r>
           </w:p>
         </w:tc>
@@ -1609,7 +1659,7 @@
                 <w:sz w:val="20"/>
                 <w:szCs w:val="20"/>
               </w:rPr>
-              <w:t xml:space="preserve">Easy Approach to Requirements Syntax，需求描述规范，含 Ubiquitous/Event-driven/Unwanted/State-driven/Optional 五类</w:t>
+              <w:t xml:space="preserve">需求描述规范，含 Ubiquitous/Event-driven/Unwanted/State-driven/Optional 五类</w:t>
             </w:r>
           </w:p>
         </w:tc>
@@ -5194,6 +5244,1038 @@
     </w:p>
     <w:p>
       <w:pPr>
+        <w:pStyle w:val="Heading3"/>
+      </w:pPr>
+      <w:r>
+        <w:t xml:space="preserve">5.1.4 交互说明</w:t>
+      </w:r>
+    </w:p>
+    <w:tbl>
+      <w:tblPr>
+        <w:tblW w:type="dxa" w:w="9360"/>
+        <w:tblBorders>
+          <w:top w:val="single" w:color="auto" w:sz="4"/>
+          <w:left w:val="single" w:color="auto" w:sz="4"/>
+          <w:bottom w:val="single" w:color="auto" w:sz="4"/>
+          <w:right w:val="single" w:color="auto" w:sz="4"/>
+          <w:insideH w:val="single" w:color="auto" w:sz="4"/>
+          <w:insideV w:val="single" w:color="auto" w:sz="4"/>
+        </w:tblBorders>
+      </w:tblPr>
+      <w:tblGrid>
+        <w:gridCol w:w="2200"/>
+        <w:gridCol w:w="2360"/>
+        <w:gridCol w:w="2760"/>
+        <w:gridCol w:w="2040"/>
+      </w:tblGrid>
+      <w:tr>
+        <w:trPr>
+          <w:tblHeader/>
+        </w:trPr>
+        <w:tc>
+          <w:tcPr>
+            <w:tcW w:type="dxa" w:w="2200"/>
+            <w:tcBorders>
+              <w:top w:val="single" w:color="BFBFBF" w:sz="1"/>
+              <w:left w:val="single" w:color="BFBFBF" w:sz="1"/>
+              <w:bottom w:val="single" w:color="BFBFBF" w:sz="1"/>
+              <w:right w:val="single" w:color="BFBFBF" w:sz="1"/>
+            </w:tcBorders>
+            <w:shd w:fill="D5E8F0" w:val="clear"/>
+            <w:tcMar>
+              <w:top w:type="dxa" w:w="60"/>
+              <w:left w:type="dxa" w:w="100"/>
+              <w:bottom w:type="dxa" w:w="60"/>
+              <w:right w:type="dxa" w:w="100"/>
+            </w:tcMar>
+            <w:vAlign w:val="center"/>
+          </w:tcPr>
+          <w:p>
+            <w:r>
+              <w:rPr>
+                <w:b/>
+                <w:bCs/>
+                <w:sz w:val="20"/>
+                <w:szCs w:val="20"/>
+              </w:rPr>
+              <w:t xml:space="preserve">交互场景</w:t>
+            </w:r>
+          </w:p>
+        </w:tc>
+        <w:tc>
+          <w:tcPr>
+            <w:tcW w:type="dxa" w:w="2360"/>
+            <w:tcBorders>
+              <w:top w:val="single" w:color="BFBFBF" w:sz="1"/>
+              <w:left w:val="single" w:color="BFBFBF" w:sz="1"/>
+              <w:bottom w:val="single" w:color="BFBFBF" w:sz="1"/>
+              <w:right w:val="single" w:color="BFBFBF" w:sz="1"/>
+            </w:tcBorders>
+            <w:shd w:fill="D5E8F0" w:val="clear"/>
+            <w:tcMar>
+              <w:top w:type="dxa" w:w="60"/>
+              <w:left w:type="dxa" w:w="100"/>
+              <w:bottom w:type="dxa" w:w="60"/>
+              <w:right w:type="dxa" w:w="100"/>
+            </w:tcMar>
+            <w:vAlign w:val="center"/>
+          </w:tcPr>
+          <w:p>
+            <w:r>
+              <w:rPr>
+                <w:b/>
+                <w:bCs/>
+                <w:sz w:val="20"/>
+                <w:szCs w:val="20"/>
+              </w:rPr>
+              <w:t xml:space="preserve">操作方式</w:t>
+            </w:r>
+          </w:p>
+        </w:tc>
+        <w:tc>
+          <w:tcPr>
+            <w:tcW w:type="dxa" w:w="2760"/>
+            <w:tcBorders>
+              <w:top w:val="single" w:color="BFBFBF" w:sz="1"/>
+              <w:left w:val="single" w:color="BFBFBF" w:sz="1"/>
+              <w:bottom w:val="single" w:color="BFBFBF" w:sz="1"/>
+              <w:right w:val="single" w:color="BFBFBF" w:sz="1"/>
+            </w:tcBorders>
+            <w:shd w:fill="D5E8F0" w:val="clear"/>
+            <w:tcMar>
+              <w:top w:type="dxa" w:w="60"/>
+              <w:left w:type="dxa" w:w="100"/>
+              <w:bottom w:type="dxa" w:w="60"/>
+              <w:right w:type="dxa" w:w="100"/>
+            </w:tcMar>
+            <w:vAlign w:val="center"/>
+          </w:tcPr>
+          <w:p>
+            <w:r>
+              <w:rPr>
+                <w:b/>
+                <w:bCs/>
+                <w:sz w:val="20"/>
+                <w:szCs w:val="20"/>
+              </w:rPr>
+              <w:t xml:space="preserve">界面反馈</w:t>
+            </w:r>
+          </w:p>
+        </w:tc>
+        <w:tc>
+          <w:tcPr>
+            <w:tcW w:type="dxa" w:w="2040"/>
+            <w:tcBorders>
+              <w:top w:val="single" w:color="BFBFBF" w:sz="1"/>
+              <w:left w:val="single" w:color="BFBFBF" w:sz="1"/>
+              <w:bottom w:val="single" w:color="BFBFBF" w:sz="1"/>
+              <w:right w:val="single" w:color="BFBFBF" w:sz="1"/>
+            </w:tcBorders>
+            <w:shd w:fill="D5E8F0" w:val="clear"/>
+            <w:tcMar>
+              <w:top w:type="dxa" w:w="60"/>
+              <w:left w:type="dxa" w:w="100"/>
+              <w:bottom w:type="dxa" w:w="60"/>
+              <w:right w:type="dxa" w:w="100"/>
+            </w:tcMar>
+            <w:vAlign w:val="center"/>
+          </w:tcPr>
+          <w:p>
+            <w:r>
+              <w:rPr>
+                <w:b/>
+                <w:bCs/>
+                <w:sz w:val="20"/>
+                <w:szCs w:val="20"/>
+              </w:rPr>
+              <w:t xml:space="preserve">状态流转</w:t>
+            </w:r>
+          </w:p>
+        </w:tc>
+      </w:tr>
+      <w:tr>
+        <w:tc>
+          <w:tcPr>
+            <w:tcW w:type="dxa" w:w="2200"/>
+            <w:tcBorders>
+              <w:top w:val="single" w:color="BFBFBF" w:sz="1"/>
+              <w:left w:val="single" w:color="BFBFBF" w:sz="1"/>
+              <w:bottom w:val="single" w:color="BFBFBF" w:sz="1"/>
+              <w:right w:val="single" w:color="BFBFBF" w:sz="1"/>
+            </w:tcBorders>
+            <w:tcMar>
+              <w:top w:type="dxa" w:w="60"/>
+              <w:left w:type="dxa" w:w="100"/>
+              <w:bottom w:type="dxa" w:w="60"/>
+              <w:right w:type="dxa" w:w="100"/>
+            </w:tcMar>
+            <w:vAlign w:val="center"/>
+          </w:tcPr>
+          <w:p>
+            <w:r>
+              <w:rPr>
+                <w:sz w:val="20"/>
+                <w:szCs w:val="20"/>
+              </w:rPr>
+              <w:t xml:space="preserve">等级筛选</w:t>
+            </w:r>
+          </w:p>
+        </w:tc>
+        <w:tc>
+          <w:tcPr>
+            <w:tcW w:type="dxa" w:w="2360"/>
+            <w:tcBorders>
+              <w:top w:val="single" w:color="BFBFBF" w:sz="1"/>
+              <w:left w:val="single" w:color="BFBFBF" w:sz="1"/>
+              <w:bottom w:val="single" w:color="BFBFBF" w:sz="1"/>
+              <w:right w:val="single" w:color="BFBFBF" w:sz="1"/>
+            </w:tcBorders>
+            <w:tcMar>
+              <w:top w:type="dxa" w:w="60"/>
+              <w:left w:type="dxa" w:w="100"/>
+              <w:bottom w:type="dxa" w:w="60"/>
+              <w:right w:type="dxa" w:w="100"/>
+            </w:tcMar>
+            <w:vAlign w:val="center"/>
+          </w:tcPr>
+          <w:p>
+            <w:r>
+              <w:rPr>
+                <w:sz w:val="20"/>
+                <w:szCs w:val="20"/>
+              </w:rPr>
+              <w:t xml:space="preserve">点击「全部/高危/中危/低危」chips（位于搜索框前）</w:t>
+            </w:r>
+          </w:p>
+        </w:tc>
+        <w:tc>
+          <w:tcPr>
+            <w:tcW w:type="dxa" w:w="2760"/>
+            <w:tcBorders>
+              <w:top w:val="single" w:color="BFBFBF" w:sz="1"/>
+              <w:left w:val="single" w:color="BFBFBF" w:sz="1"/>
+              <w:bottom w:val="single" w:color="BFBFBF" w:sz="1"/>
+              <w:right w:val="single" w:color="BFBFBF" w:sz="1"/>
+            </w:tcBorders>
+            <w:tcMar>
+              <w:top w:type="dxa" w:w="60"/>
+              <w:left w:type="dxa" w:w="100"/>
+              <w:bottom w:type="dxa" w:w="60"/>
+              <w:right w:type="dxa" w:w="100"/>
+            </w:tcMar>
+            <w:vAlign w:val="center"/>
+          </w:tcPr>
+          <w:p>
+            <w:r>
+              <w:rPr>
+                <w:sz w:val="20"/>
+                <w:szCs w:val="20"/>
+              </w:rPr>
+              <w:t xml:space="preserve">即时过滤表格数据，选中态高亮</w:t>
+            </w:r>
+          </w:p>
+        </w:tc>
+        <w:tc>
+          <w:tcPr>
+            <w:tcW w:type="dxa" w:w="2040"/>
+            <w:tcBorders>
+              <w:top w:val="single" w:color="BFBFBF" w:sz="1"/>
+              <w:left w:val="single" w:color="BFBFBF" w:sz="1"/>
+              <w:bottom w:val="single" w:color="BFBFBF" w:sz="1"/>
+              <w:right w:val="single" w:color="BFBFBF" w:sz="1"/>
+            </w:tcBorders>
+            <w:tcMar>
+              <w:top w:type="dxa" w:w="60"/>
+              <w:left w:type="dxa" w:w="100"/>
+              <w:bottom w:type="dxa" w:w="60"/>
+              <w:right w:type="dxa" w:w="100"/>
+            </w:tcMar>
+            <w:vAlign w:val="center"/>
+          </w:tcPr>
+          <w:p>
+            <w:r>
+              <w:rPr>
+                <w:sz w:val="20"/>
+                <w:szCs w:val="20"/>
+              </w:rPr>
+              <w:t xml:space="preserve">无数据时显示空态提示</w:t>
+            </w:r>
+          </w:p>
+        </w:tc>
+      </w:tr>
+      <w:tr>
+        <w:tc>
+          <w:tcPr>
+            <w:tcW w:type="dxa" w:w="2200"/>
+            <w:tcBorders>
+              <w:top w:val="single" w:color="BFBFBF" w:sz="1"/>
+              <w:left w:val="single" w:color="BFBFBF" w:sz="1"/>
+              <w:bottom w:val="single" w:color="BFBFBF" w:sz="1"/>
+              <w:right w:val="single" w:color="BFBFBF" w:sz="1"/>
+            </w:tcBorders>
+            <w:tcMar>
+              <w:top w:type="dxa" w:w="60"/>
+              <w:left w:type="dxa" w:w="100"/>
+              <w:bottom w:type="dxa" w:w="60"/>
+              <w:right w:type="dxa" w:w="100"/>
+            </w:tcMar>
+            <w:vAlign w:val="center"/>
+          </w:tcPr>
+          <w:p>
+            <w:r>
+              <w:rPr>
+                <w:sz w:val="20"/>
+                <w:szCs w:val="20"/>
+              </w:rPr>
+              <w:t xml:space="preserve">关键词搜索</w:t>
+            </w:r>
+          </w:p>
+        </w:tc>
+        <w:tc>
+          <w:tcPr>
+            <w:tcW w:type="dxa" w:w="2360"/>
+            <w:tcBorders>
+              <w:top w:val="single" w:color="BFBFBF" w:sz="1"/>
+              <w:left w:val="single" w:color="BFBFBF" w:sz="1"/>
+              <w:bottom w:val="single" w:color="BFBFBF" w:sz="1"/>
+              <w:right w:val="single" w:color="BFBFBF" w:sz="1"/>
+            </w:tcBorders>
+            <w:tcMar>
+              <w:top w:type="dxa" w:w="60"/>
+              <w:left w:type="dxa" w:w="100"/>
+              <w:bottom w:type="dxa" w:w="60"/>
+              <w:right w:type="dxa" w:w="100"/>
+            </w:tcMar>
+            <w:vAlign w:val="center"/>
+          </w:tcPr>
+          <w:p>
+            <w:r>
+              <w:rPr>
+                <w:sz w:val="20"/>
+                <w:szCs w:val="20"/>
+              </w:rPr>
+              <w:t xml:space="preserve">在搜索框输入词/分类/说明</w:t>
+            </w:r>
+          </w:p>
+        </w:tc>
+        <w:tc>
+          <w:tcPr>
+            <w:tcW w:type="dxa" w:w="2760"/>
+            <w:tcBorders>
+              <w:top w:val="single" w:color="BFBFBF" w:sz="1"/>
+              <w:left w:val="single" w:color="BFBFBF" w:sz="1"/>
+              <w:bottom w:val="single" w:color="BFBFBF" w:sz="1"/>
+              <w:right w:val="single" w:color="BFBFBF" w:sz="1"/>
+            </w:tcBorders>
+            <w:tcMar>
+              <w:top w:type="dxa" w:w="60"/>
+              <w:left w:type="dxa" w:w="100"/>
+              <w:bottom w:type="dxa" w:w="60"/>
+              <w:right w:type="dxa" w:w="100"/>
+            </w:tcMar>
+            <w:vAlign w:val="center"/>
+          </w:tcPr>
+          <w:p>
+            <w:r>
+              <w:rPr>
+                <w:sz w:val="20"/>
+                <w:szCs w:val="20"/>
+              </w:rPr>
+              <w:t xml:space="preserve">实时过滤，匹配词/分类/说明字段</w:t>
+            </w:r>
+          </w:p>
+        </w:tc>
+        <w:tc>
+          <w:tcPr>
+            <w:tcW w:type="dxa" w:w="2040"/>
+            <w:tcBorders>
+              <w:top w:val="single" w:color="BFBFBF" w:sz="1"/>
+              <w:left w:val="single" w:color="BFBFBF" w:sz="1"/>
+              <w:bottom w:val="single" w:color="BFBFBF" w:sz="1"/>
+              <w:right w:val="single" w:color="BFBFBF" w:sz="1"/>
+            </w:tcBorders>
+            <w:tcMar>
+              <w:top w:type="dxa" w:w="60"/>
+              <w:left w:type="dxa" w:w="100"/>
+              <w:bottom w:type="dxa" w:w="60"/>
+              <w:right w:type="dxa" w:w="100"/>
+            </w:tcMar>
+            <w:vAlign w:val="center"/>
+          </w:tcPr>
+          <w:p>
+            <w:r>
+              <w:rPr>
+                <w:sz w:val="20"/>
+                <w:szCs w:val="20"/>
+              </w:rPr>
+              <w:t xml:space="preserve">与等级筛选可叠加生效</w:t>
+            </w:r>
+          </w:p>
+        </w:tc>
+      </w:tr>
+      <w:tr>
+        <w:tc>
+          <w:tcPr>
+            <w:tcW w:type="dxa" w:w="2200"/>
+            <w:tcBorders>
+              <w:top w:val="single" w:color="BFBFBF" w:sz="1"/>
+              <w:left w:val="single" w:color="BFBFBF" w:sz="1"/>
+              <w:bottom w:val="single" w:color="BFBFBF" w:sz="1"/>
+              <w:right w:val="single" w:color="BFBFBF" w:sz="1"/>
+            </w:tcBorders>
+            <w:tcMar>
+              <w:top w:type="dxa" w:w="60"/>
+              <w:left w:type="dxa" w:w="100"/>
+              <w:bottom w:type="dxa" w:w="60"/>
+              <w:right w:type="dxa" w:w="100"/>
+            </w:tcMar>
+            <w:vAlign w:val="center"/>
+          </w:tcPr>
+          <w:p>
+            <w:r>
+              <w:rPr>
+                <w:sz w:val="20"/>
+                <w:szCs w:val="20"/>
+              </w:rPr>
+              <w:t xml:space="preserve">Tab 切换</w:t>
+            </w:r>
+          </w:p>
+        </w:tc>
+        <w:tc>
+          <w:tcPr>
+            <w:tcW w:type="dxa" w:w="2360"/>
+            <w:tcBorders>
+              <w:top w:val="single" w:color="BFBFBF" w:sz="1"/>
+              <w:left w:val="single" w:color="BFBFBF" w:sz="1"/>
+              <w:bottom w:val="single" w:color="BFBFBF" w:sz="1"/>
+              <w:right w:val="single" w:color="BFBFBF" w:sz="1"/>
+            </w:tcBorders>
+            <w:tcMar>
+              <w:top w:type="dxa" w:w="60"/>
+              <w:left w:type="dxa" w:w="100"/>
+              <w:bottom w:type="dxa" w:w="60"/>
+              <w:right w:type="dxa" w:w="100"/>
+            </w:tcMar>
+            <w:vAlign w:val="center"/>
+          </w:tcPr>
+          <w:p>
+            <w:r>
+              <w:rPr>
+                <w:sz w:val="20"/>
+                <w:szCs w:val="20"/>
+              </w:rPr>
+              <w:t xml:space="preserve">点击「系统预置」或「我的自定义」</w:t>
+            </w:r>
+          </w:p>
+        </w:tc>
+        <w:tc>
+          <w:tcPr>
+            <w:tcW w:type="dxa" w:w="2760"/>
+            <w:tcBorders>
+              <w:top w:val="single" w:color="BFBFBF" w:sz="1"/>
+              <w:left w:val="single" w:color="BFBFBF" w:sz="1"/>
+              <w:bottom w:val="single" w:color="BFBFBF" w:sz="1"/>
+              <w:right w:val="single" w:color="BFBFBF" w:sz="1"/>
+            </w:tcBorders>
+            <w:tcMar>
+              <w:top w:type="dxa" w:w="60"/>
+              <w:left w:type="dxa" w:w="100"/>
+              <w:bottom w:type="dxa" w:w="60"/>
+              <w:right w:type="dxa" w:w="100"/>
+            </w:tcMar>
+            <w:vAlign w:val="center"/>
+          </w:tcPr>
+          <w:p>
+            <w:r>
+              <w:rPr>
+                <w:sz w:val="20"/>
+                <w:szCs w:val="20"/>
+              </w:rPr>
+              <w:t xml:space="preserve">切换表格内容，预置 Tab 隐藏增删改按钮</w:t>
+            </w:r>
+          </w:p>
+        </w:tc>
+        <w:tc>
+          <w:tcPr>
+            <w:tcW w:type="dxa" w:w="2040"/>
+            <w:tcBorders>
+              <w:top w:val="single" w:color="BFBFBF" w:sz="1"/>
+              <w:left w:val="single" w:color="BFBFBF" w:sz="1"/>
+              <w:bottom w:val="single" w:color="BFBFBF" w:sz="1"/>
+              <w:right w:val="single" w:color="BFBFBF" w:sz="1"/>
+            </w:tcBorders>
+            <w:tcMar>
+              <w:top w:type="dxa" w:w="60"/>
+              <w:left w:type="dxa" w:w="100"/>
+              <w:bottom w:type="dxa" w:w="60"/>
+              <w:right w:type="dxa" w:w="100"/>
+            </w:tcMar>
+            <w:vAlign w:val="center"/>
+          </w:tcPr>
+          <w:p>
+            <w:r>
+              <w:rPr>
+                <w:sz w:val="20"/>
+                <w:szCs w:val="20"/>
+              </w:rPr>
+              <w:t xml:space="preserve">预置只读；自定义可编辑</w:t>
+            </w:r>
+          </w:p>
+        </w:tc>
+      </w:tr>
+      <w:tr>
+        <w:tc>
+          <w:tcPr>
+            <w:tcW w:type="dxa" w:w="2200"/>
+            <w:tcBorders>
+              <w:top w:val="single" w:color="BFBFBF" w:sz="1"/>
+              <w:left w:val="single" w:color="BFBFBF" w:sz="1"/>
+              <w:bottom w:val="single" w:color="BFBFBF" w:sz="1"/>
+              <w:right w:val="single" w:color="BFBFBF" w:sz="1"/>
+            </w:tcBorders>
+            <w:tcMar>
+              <w:top w:type="dxa" w:w="60"/>
+              <w:left w:type="dxa" w:w="100"/>
+              <w:bottom w:type="dxa" w:w="60"/>
+              <w:right w:type="dxa" w:w="100"/>
+            </w:tcMar>
+            <w:vAlign w:val="center"/>
+          </w:tcPr>
+          <w:p>
+            <w:r>
+              <w:rPr>
+                <w:sz w:val="20"/>
+                <w:szCs w:val="20"/>
+              </w:rPr>
+              <w:t xml:space="preserve">新增敏感词</w:t>
+            </w:r>
+          </w:p>
+        </w:tc>
+        <w:tc>
+          <w:tcPr>
+            <w:tcW w:type="dxa" w:w="2360"/>
+            <w:tcBorders>
+              <w:top w:val="single" w:color="BFBFBF" w:sz="1"/>
+              <w:left w:val="single" w:color="BFBFBF" w:sz="1"/>
+              <w:bottom w:val="single" w:color="BFBFBF" w:sz="1"/>
+              <w:right w:val="single" w:color="BFBFBF" w:sz="1"/>
+            </w:tcBorders>
+            <w:tcMar>
+              <w:top w:type="dxa" w:w="60"/>
+              <w:left w:type="dxa" w:w="100"/>
+              <w:bottom w:type="dxa" w:w="60"/>
+              <w:right w:type="dxa" w:w="100"/>
+            </w:tcMar>
+            <w:vAlign w:val="center"/>
+          </w:tcPr>
+          <w:p>
+            <w:r>
+              <w:rPr>
+                <w:sz w:val="20"/>
+                <w:szCs w:val="20"/>
+              </w:rPr>
+              <w:t xml:space="preserve">点击「+ 新增敏感词」按钮</w:t>
+            </w:r>
+          </w:p>
+        </w:tc>
+        <w:tc>
+          <w:tcPr>
+            <w:tcW w:type="dxa" w:w="2760"/>
+            <w:tcBorders>
+              <w:top w:val="single" w:color="BFBFBF" w:sz="1"/>
+              <w:left w:val="single" w:color="BFBFBF" w:sz="1"/>
+              <w:bottom w:val="single" w:color="BFBFBF" w:sz="1"/>
+              <w:right w:val="single" w:color="BFBFBF" w:sz="1"/>
+            </w:tcBorders>
+            <w:tcMar>
+              <w:top w:type="dxa" w:w="60"/>
+              <w:left w:type="dxa" w:w="100"/>
+              <w:bottom w:type="dxa" w:w="60"/>
+              <w:right w:type="dxa" w:w="100"/>
+            </w:tcMar>
+            <w:vAlign w:val="center"/>
+          </w:tcPr>
+          <w:p>
+            <w:r>
+              <w:rPr>
+                <w:sz w:val="20"/>
+                <w:szCs w:val="20"/>
+              </w:rPr>
+              <w:t xml:space="preserve">弹出新增弹窗（词/分类/等级/说明）</w:t>
+            </w:r>
+          </w:p>
+        </w:tc>
+        <w:tc>
+          <w:tcPr>
+            <w:tcW w:type="dxa" w:w="2040"/>
+            <w:tcBorders>
+              <w:top w:val="single" w:color="BFBFBF" w:sz="1"/>
+              <w:left w:val="single" w:color="BFBFBF" w:sz="1"/>
+              <w:bottom w:val="single" w:color="BFBFBF" w:sz="1"/>
+              <w:right w:val="single" w:color="BFBFBF" w:sz="1"/>
+            </w:tcBorders>
+            <w:tcMar>
+              <w:top w:type="dxa" w:w="60"/>
+              <w:left w:type="dxa" w:w="100"/>
+              <w:bottom w:type="dxa" w:w="60"/>
+              <w:right w:type="dxa" w:w="100"/>
+            </w:tcMar>
+            <w:vAlign w:val="center"/>
+          </w:tcPr>
+          <w:p>
+            <w:r>
+              <w:rPr>
+                <w:sz w:val="20"/>
+                <w:szCs w:val="20"/>
+              </w:rPr>
+              <w:t xml:space="preserve">保存后词出现在列表顶部，检测引擎即时生效</w:t>
+            </w:r>
+          </w:p>
+        </w:tc>
+      </w:tr>
+      <w:tr>
+        <w:tc>
+          <w:tcPr>
+            <w:tcW w:type="dxa" w:w="2200"/>
+            <w:tcBorders>
+              <w:top w:val="single" w:color="BFBFBF" w:sz="1"/>
+              <w:left w:val="single" w:color="BFBFBF" w:sz="1"/>
+              <w:bottom w:val="single" w:color="BFBFBF" w:sz="1"/>
+              <w:right w:val="single" w:color="BFBFBF" w:sz="1"/>
+            </w:tcBorders>
+            <w:tcMar>
+              <w:top w:type="dxa" w:w="60"/>
+              <w:left w:type="dxa" w:w="100"/>
+              <w:bottom w:type="dxa" w:w="60"/>
+              <w:right w:type="dxa" w:w="100"/>
+            </w:tcMar>
+            <w:vAlign w:val="center"/>
+          </w:tcPr>
+          <w:p>
+            <w:r>
+              <w:rPr>
+                <w:sz w:val="20"/>
+                <w:szCs w:val="20"/>
+              </w:rPr>
+              <w:t xml:space="preserve">编辑敏感词</w:t>
+            </w:r>
+          </w:p>
+        </w:tc>
+        <w:tc>
+          <w:tcPr>
+            <w:tcW w:type="dxa" w:w="2360"/>
+            <w:tcBorders>
+              <w:top w:val="single" w:color="BFBFBF" w:sz="1"/>
+              <w:left w:val="single" w:color="BFBFBF" w:sz="1"/>
+              <w:bottom w:val="single" w:color="BFBFBF" w:sz="1"/>
+              <w:right w:val="single" w:color="BFBFBF" w:sz="1"/>
+            </w:tcBorders>
+            <w:tcMar>
+              <w:top w:type="dxa" w:w="60"/>
+              <w:left w:type="dxa" w:w="100"/>
+              <w:bottom w:type="dxa" w:w="60"/>
+              <w:right w:type="dxa" w:w="100"/>
+            </w:tcMar>
+            <w:vAlign w:val="center"/>
+          </w:tcPr>
+          <w:p>
+            <w:r>
+              <w:rPr>
+                <w:sz w:val="20"/>
+                <w:szCs w:val="20"/>
+              </w:rPr>
+              <w:t xml:space="preserve">点击自定义词行的「编辑」按钮</w:t>
+            </w:r>
+          </w:p>
+        </w:tc>
+        <w:tc>
+          <w:tcPr>
+            <w:tcW w:type="dxa" w:w="2760"/>
+            <w:tcBorders>
+              <w:top w:val="single" w:color="BFBFBF" w:sz="1"/>
+              <w:left w:val="single" w:color="BFBFBF" w:sz="1"/>
+              <w:bottom w:val="single" w:color="BFBFBF" w:sz="1"/>
+              <w:right w:val="single" w:color="BFBFBF" w:sz="1"/>
+            </w:tcBorders>
+            <w:tcMar>
+              <w:top w:type="dxa" w:w="60"/>
+              <w:left w:type="dxa" w:w="100"/>
+              <w:bottom w:type="dxa" w:w="60"/>
+              <w:right w:type="dxa" w:w="100"/>
+            </w:tcMar>
+            <w:vAlign w:val="center"/>
+          </w:tcPr>
+          <w:p>
+            <w:r>
+              <w:rPr>
+                <w:sz w:val="20"/>
+                <w:szCs w:val="20"/>
+              </w:rPr>
+              <w:t xml:space="preserve">弹出编辑弹窗，回填原值</w:t>
+            </w:r>
+          </w:p>
+        </w:tc>
+        <w:tc>
+          <w:tcPr>
+            <w:tcW w:type="dxa" w:w="2040"/>
+            <w:tcBorders>
+              <w:top w:val="single" w:color="BFBFBF" w:sz="1"/>
+              <w:left w:val="single" w:color="BFBFBF" w:sz="1"/>
+              <w:bottom w:val="single" w:color="BFBFBF" w:sz="1"/>
+              <w:right w:val="single" w:color="BFBFBF" w:sz="1"/>
+            </w:tcBorders>
+            <w:tcMar>
+              <w:top w:type="dxa" w:w="60"/>
+              <w:left w:type="dxa" w:w="100"/>
+              <w:bottom w:type="dxa" w:w="60"/>
+              <w:right w:type="dxa" w:w="100"/>
+            </w:tcMar>
+            <w:vAlign w:val="center"/>
+          </w:tcPr>
+          <w:p>
+            <w:r>
+              <w:rPr>
+                <w:sz w:val="20"/>
+                <w:szCs w:val="20"/>
+              </w:rPr>
+              <w:t xml:space="preserve">保存后列表与检测引擎同步更新</w:t>
+            </w:r>
+          </w:p>
+        </w:tc>
+      </w:tr>
+      <w:tr>
+        <w:tc>
+          <w:tcPr>
+            <w:tcW w:type="dxa" w:w="2200"/>
+            <w:tcBorders>
+              <w:top w:val="single" w:color="BFBFBF" w:sz="1"/>
+              <w:left w:val="single" w:color="BFBFBF" w:sz="1"/>
+              <w:bottom w:val="single" w:color="BFBFBF" w:sz="1"/>
+              <w:right w:val="single" w:color="BFBFBF" w:sz="1"/>
+            </w:tcBorders>
+            <w:tcMar>
+              <w:top w:type="dxa" w:w="60"/>
+              <w:left w:type="dxa" w:w="100"/>
+              <w:bottom w:type="dxa" w:w="60"/>
+              <w:right w:type="dxa" w:w="100"/>
+            </w:tcMar>
+            <w:vAlign w:val="center"/>
+          </w:tcPr>
+          <w:p>
+            <w:r>
+              <w:rPr>
+                <w:sz w:val="20"/>
+                <w:szCs w:val="20"/>
+              </w:rPr>
+              <w:t xml:space="preserve">删除敏感词</w:t>
+            </w:r>
+          </w:p>
+        </w:tc>
+        <w:tc>
+          <w:tcPr>
+            <w:tcW w:type="dxa" w:w="2360"/>
+            <w:tcBorders>
+              <w:top w:val="single" w:color="BFBFBF" w:sz="1"/>
+              <w:left w:val="single" w:color="BFBFBF" w:sz="1"/>
+              <w:bottom w:val="single" w:color="BFBFBF" w:sz="1"/>
+              <w:right w:val="single" w:color="BFBFBF" w:sz="1"/>
+            </w:tcBorders>
+            <w:tcMar>
+              <w:top w:type="dxa" w:w="60"/>
+              <w:left w:type="dxa" w:w="100"/>
+              <w:bottom w:type="dxa" w:w="60"/>
+              <w:right w:type="dxa" w:w="100"/>
+            </w:tcMar>
+            <w:vAlign w:val="center"/>
+          </w:tcPr>
+          <w:p>
+            <w:r>
+              <w:rPr>
+                <w:sz w:val="20"/>
+                <w:szCs w:val="20"/>
+              </w:rPr>
+              <w:t xml:space="preserve">点击自定义词行的「删除」按钮</w:t>
+            </w:r>
+          </w:p>
+        </w:tc>
+        <w:tc>
+          <w:tcPr>
+            <w:tcW w:type="dxa" w:w="2760"/>
+            <w:tcBorders>
+              <w:top w:val="single" w:color="BFBFBF" w:sz="1"/>
+              <w:left w:val="single" w:color="BFBFBF" w:sz="1"/>
+              <w:bottom w:val="single" w:color="BFBFBF" w:sz="1"/>
+              <w:right w:val="single" w:color="BFBFBF" w:sz="1"/>
+            </w:tcBorders>
+            <w:tcMar>
+              <w:top w:type="dxa" w:w="60"/>
+              <w:left w:type="dxa" w:w="100"/>
+              <w:bottom w:type="dxa" w:w="60"/>
+              <w:right w:type="dxa" w:w="100"/>
+            </w:tcMar>
+            <w:vAlign w:val="center"/>
+          </w:tcPr>
+          <w:p>
+            <w:r>
+              <w:rPr>
+                <w:sz w:val="20"/>
+                <w:szCs w:val="20"/>
+              </w:rPr>
+              <w:t xml:space="preserve">弹出二次确认弹窗</w:t>
+            </w:r>
+          </w:p>
+        </w:tc>
+        <w:tc>
+          <w:tcPr>
+            <w:tcW w:type="dxa" w:w="2040"/>
+            <w:tcBorders>
+              <w:top w:val="single" w:color="BFBFBF" w:sz="1"/>
+              <w:left w:val="single" w:color="BFBFBF" w:sz="1"/>
+              <w:bottom w:val="single" w:color="BFBFBF" w:sz="1"/>
+              <w:right w:val="single" w:color="BFBFBF" w:sz="1"/>
+            </w:tcBorders>
+            <w:tcMar>
+              <w:top w:type="dxa" w:w="60"/>
+              <w:left w:type="dxa" w:w="100"/>
+              <w:bottom w:type="dxa" w:w="60"/>
+              <w:right w:type="dxa" w:w="100"/>
+            </w:tcMar>
+            <w:vAlign w:val="center"/>
+          </w:tcPr>
+          <w:p>
+            <w:r>
+              <w:rPr>
+                <w:sz w:val="20"/>
+                <w:szCs w:val="20"/>
+              </w:rPr>
+              <w:t xml:space="preserve">确认后移除，检测引擎不再命中</w:t>
+            </w:r>
+          </w:p>
+        </w:tc>
+      </w:tr>
+      <w:tr>
+        <w:tc>
+          <w:tcPr>
+            <w:tcW w:type="dxa" w:w="2200"/>
+            <w:tcBorders>
+              <w:top w:val="single" w:color="BFBFBF" w:sz="1"/>
+              <w:left w:val="single" w:color="BFBFBF" w:sz="1"/>
+              <w:bottom w:val="single" w:color="BFBFBF" w:sz="1"/>
+              <w:right w:val="single" w:color="BFBFBF" w:sz="1"/>
+            </w:tcBorders>
+            <w:tcMar>
+              <w:top w:type="dxa" w:w="60"/>
+              <w:left w:type="dxa" w:w="100"/>
+              <w:bottom w:type="dxa" w:w="60"/>
+              <w:right w:type="dxa" w:w="100"/>
+            </w:tcMar>
+            <w:vAlign w:val="center"/>
+          </w:tcPr>
+          <w:p>
+            <w:r>
+              <w:rPr>
+                <w:sz w:val="20"/>
+                <w:szCs w:val="20"/>
+              </w:rPr>
+              <w:t xml:space="preserve">启用/停用</w:t>
+            </w:r>
+          </w:p>
+        </w:tc>
+        <w:tc>
+          <w:tcPr>
+            <w:tcW w:type="dxa" w:w="2360"/>
+            <w:tcBorders>
+              <w:top w:val="single" w:color="BFBFBF" w:sz="1"/>
+              <w:left w:val="single" w:color="BFBFBF" w:sz="1"/>
+              <w:bottom w:val="single" w:color="BFBFBF" w:sz="1"/>
+              <w:right w:val="single" w:color="BFBFBF" w:sz="1"/>
+            </w:tcBorders>
+            <w:tcMar>
+              <w:top w:type="dxa" w:w="60"/>
+              <w:left w:type="dxa" w:w="100"/>
+              <w:bottom w:type="dxa" w:w="60"/>
+              <w:right w:type="dxa" w:w="100"/>
+            </w:tcMar>
+            <w:vAlign w:val="center"/>
+          </w:tcPr>
+          <w:p>
+            <w:r>
+              <w:rPr>
+                <w:sz w:val="20"/>
+                <w:szCs w:val="20"/>
+              </w:rPr>
+              <w:t xml:space="preserve">点击自定义词行的「停用/启用」按钮</w:t>
+            </w:r>
+          </w:p>
+        </w:tc>
+        <w:tc>
+          <w:tcPr>
+            <w:tcW w:type="dxa" w:w="2760"/>
+            <w:tcBorders>
+              <w:top w:val="single" w:color="BFBFBF" w:sz="1"/>
+              <w:left w:val="single" w:color="BFBFBF" w:sz="1"/>
+              <w:bottom w:val="single" w:color="BFBFBF" w:sz="1"/>
+              <w:right w:val="single" w:color="BFBFBF" w:sz="1"/>
+            </w:tcBorders>
+            <w:tcMar>
+              <w:top w:type="dxa" w:w="60"/>
+              <w:left w:type="dxa" w:w="100"/>
+              <w:bottom w:type="dxa" w:w="60"/>
+              <w:right w:type="dxa" w:w="100"/>
+            </w:tcMar>
+            <w:vAlign w:val="center"/>
+          </w:tcPr>
+          <w:p>
+            <w:r>
+              <w:rPr>
+                <w:sz w:val="20"/>
+                <w:szCs w:val="20"/>
+              </w:rPr>
+              <w:t xml:space="preserve">切换状态标签（绿色启用/灰色停用）</w:t>
+            </w:r>
+          </w:p>
+        </w:tc>
+        <w:tc>
+          <w:tcPr>
+            <w:tcW w:type="dxa" w:w="2040"/>
+            <w:tcBorders>
+              <w:top w:val="single" w:color="BFBFBF" w:sz="1"/>
+              <w:left w:val="single" w:color="BFBFBF" w:sz="1"/>
+              <w:bottom w:val="single" w:color="BFBFBF" w:sz="1"/>
+              <w:right w:val="single" w:color="BFBFBF" w:sz="1"/>
+            </w:tcBorders>
+            <w:tcMar>
+              <w:top w:type="dxa" w:w="60"/>
+              <w:left w:type="dxa" w:w="100"/>
+              <w:bottom w:type="dxa" w:w="60"/>
+              <w:right w:type="dxa" w:w="100"/>
+            </w:tcMar>
+            <w:vAlign w:val="center"/>
+          </w:tcPr>
+          <w:p>
+            <w:r>
+              <w:rPr>
+                <w:sz w:val="20"/>
+                <w:szCs w:val="20"/>
+              </w:rPr>
+              <w:t xml:space="preserve">停用词不参与检测，启用后恢复</w:t>
+            </w:r>
+          </w:p>
+        </w:tc>
+      </w:tr>
+      <w:tr>
+        <w:tc>
+          <w:tcPr>
+            <w:tcW w:type="dxa" w:w="2200"/>
+            <w:tcBorders>
+              <w:top w:val="single" w:color="BFBFBF" w:sz="1"/>
+              <w:left w:val="single" w:color="BFBFBF" w:sz="1"/>
+              <w:bottom w:val="single" w:color="BFBFBF" w:sz="1"/>
+              <w:right w:val="single" w:color="BFBFBF" w:sz="1"/>
+            </w:tcBorders>
+            <w:tcMar>
+              <w:top w:type="dxa" w:w="60"/>
+              <w:left w:type="dxa" w:w="100"/>
+              <w:bottom w:type="dxa" w:w="60"/>
+              <w:right w:type="dxa" w:w="100"/>
+            </w:tcMar>
+            <w:vAlign w:val="center"/>
+          </w:tcPr>
+          <w:p>
+            <w:r>
+              <w:rPr>
+                <w:sz w:val="20"/>
+                <w:szCs w:val="20"/>
+              </w:rPr>
+              <w:t xml:space="preserve">空词/重复校验</w:t>
+            </w:r>
+          </w:p>
+        </w:tc>
+        <w:tc>
+          <w:tcPr>
+            <w:tcW w:type="dxa" w:w="2360"/>
+            <w:tcBorders>
+              <w:top w:val="single" w:color="BFBFBF" w:sz="1"/>
+              <w:left w:val="single" w:color="BFBFBF" w:sz="1"/>
+              <w:bottom w:val="single" w:color="BFBFBF" w:sz="1"/>
+              <w:right w:val="single" w:color="BFBFBF" w:sz="1"/>
+            </w:tcBorders>
+            <w:tcMar>
+              <w:top w:type="dxa" w:w="60"/>
+              <w:left w:type="dxa" w:w="100"/>
+              <w:bottom w:type="dxa" w:w="60"/>
+              <w:right w:type="dxa" w:w="100"/>
+            </w:tcMar>
+            <w:vAlign w:val="center"/>
+          </w:tcPr>
+          <w:p>
+            <w:r>
+              <w:rPr>
+                <w:sz w:val="20"/>
+                <w:szCs w:val="20"/>
+              </w:rPr>
+              <w:t xml:space="preserve">新增/编辑时词为空或重复</w:t>
+            </w:r>
+          </w:p>
+        </w:tc>
+        <w:tc>
+          <w:tcPr>
+            <w:tcW w:type="dxa" w:w="2760"/>
+            <w:tcBorders>
+              <w:top w:val="single" w:color="BFBFBF" w:sz="1"/>
+              <w:left w:val="single" w:color="BFBFBF" w:sz="1"/>
+              <w:bottom w:val="single" w:color="BFBFBF" w:sz="1"/>
+              <w:right w:val="single" w:color="BFBFBF" w:sz="1"/>
+            </w:tcBorders>
+            <w:tcMar>
+              <w:top w:type="dxa" w:w="60"/>
+              <w:left w:type="dxa" w:w="100"/>
+              <w:bottom w:type="dxa" w:w="60"/>
+              <w:right w:type="dxa" w:w="100"/>
+            </w:tcMar>
+            <w:vAlign w:val="center"/>
+          </w:tcPr>
+          <w:p>
+            <w:r>
+              <w:rPr>
+                <w:sz w:val="20"/>
+                <w:szCs w:val="20"/>
+              </w:rPr>
+              <w:t xml:space="preserve">弹窗内红色提示，保存按钮不可用</w:t>
+            </w:r>
+          </w:p>
+        </w:tc>
+        <w:tc>
+          <w:tcPr>
+            <w:tcW w:type="dxa" w:w="2040"/>
+            <w:tcBorders>
+              <w:top w:val="single" w:color="BFBFBF" w:sz="1"/>
+              <w:left w:val="single" w:color="BFBFBF" w:sz="1"/>
+              <w:bottom w:val="single" w:color="BFBFBF" w:sz="1"/>
+              <w:right w:val="single" w:color="BFBFBF" w:sz="1"/>
+            </w:tcBorders>
+            <w:tcMar>
+              <w:top w:type="dxa" w:w="60"/>
+              <w:left w:type="dxa" w:w="100"/>
+              <w:bottom w:type="dxa" w:w="60"/>
+              <w:right w:type="dxa" w:w="100"/>
+            </w:tcMar>
+            <w:vAlign w:val="center"/>
+          </w:tcPr>
+          <w:p>
+            <w:r>
+              <w:rPr>
+                <w:sz w:val="20"/>
+                <w:szCs w:val="20"/>
+              </w:rPr>
+              <w:t xml:space="preserve">修正后可保存</w:t>
+            </w:r>
+          </w:p>
+        </w:tc>
+      </w:tr>
+    </w:tbl>
+    <w:p>
+      <w:pPr>
         <w:pStyle w:val="Heading2"/>
       </w:pPr>
       <w:r>
@@ -5765,7 +6847,7 @@
         <w:spacing w:after="120"/>
       </w:pPr>
       <w:r>
-        <w:t xml:space="preserve">REQ-L2-01（Event-driven）：当用户提交新建规则（填写规则名、条件、动作、加分）并保存时，系统应将该规则写入规则库并立即生效于审核流程。</w:t>
+        <w:t xml:space="preserve">REQ-L2-01（Event-driven）：当用户提交新建规则并保存时，系统应将该规则写入规则库并立即生效于审核流程。</w:t>
       </w:r>
     </w:p>
     <w:p>
@@ -5836,6 +6918,928 @@
     </w:p>
     <w:p>
       <w:pPr>
+        <w:pStyle w:val="Heading3"/>
+      </w:pPr>
+      <w:r>
+        <w:t xml:space="preserve">5.2.5 交互说明</w:t>
+      </w:r>
+    </w:p>
+    <w:tbl>
+      <w:tblPr>
+        <w:tblW w:type="dxa" w:w="9360"/>
+        <w:tblBorders>
+          <w:top w:val="single" w:color="auto" w:sz="4"/>
+          <w:left w:val="single" w:color="auto" w:sz="4"/>
+          <w:bottom w:val="single" w:color="auto" w:sz="4"/>
+          <w:right w:val="single" w:color="auto" w:sz="4"/>
+          <w:insideH w:val="single" w:color="auto" w:sz="4"/>
+          <w:insideV w:val="single" w:color="auto" w:sz="4"/>
+        </w:tblBorders>
+      </w:tblPr>
+      <w:tblGrid>
+        <w:gridCol w:w="2200"/>
+        <w:gridCol w:w="2360"/>
+        <w:gridCol w:w="2760"/>
+        <w:gridCol w:w="2040"/>
+      </w:tblGrid>
+      <w:tr>
+        <w:trPr>
+          <w:tblHeader/>
+        </w:trPr>
+        <w:tc>
+          <w:tcPr>
+            <w:tcW w:type="dxa" w:w="2200"/>
+            <w:tcBorders>
+              <w:top w:val="single" w:color="BFBFBF" w:sz="1"/>
+              <w:left w:val="single" w:color="BFBFBF" w:sz="1"/>
+              <w:bottom w:val="single" w:color="BFBFBF" w:sz="1"/>
+              <w:right w:val="single" w:color="BFBFBF" w:sz="1"/>
+            </w:tcBorders>
+            <w:shd w:fill="D5E8F0" w:val="clear"/>
+            <w:tcMar>
+              <w:top w:type="dxa" w:w="60"/>
+              <w:left w:type="dxa" w:w="100"/>
+              <w:bottom w:type="dxa" w:w="60"/>
+              <w:right w:type="dxa" w:w="100"/>
+            </w:tcMar>
+            <w:vAlign w:val="center"/>
+          </w:tcPr>
+          <w:p>
+            <w:r>
+              <w:rPr>
+                <w:b/>
+                <w:bCs/>
+                <w:sz w:val="20"/>
+                <w:szCs w:val="20"/>
+              </w:rPr>
+              <w:t xml:space="preserve">交互场景</w:t>
+            </w:r>
+          </w:p>
+        </w:tc>
+        <w:tc>
+          <w:tcPr>
+            <w:tcW w:type="dxa" w:w="2360"/>
+            <w:tcBorders>
+              <w:top w:val="single" w:color="BFBFBF" w:sz="1"/>
+              <w:left w:val="single" w:color="BFBFBF" w:sz="1"/>
+              <w:bottom w:val="single" w:color="BFBFBF" w:sz="1"/>
+              <w:right w:val="single" w:color="BFBFBF" w:sz="1"/>
+            </w:tcBorders>
+            <w:shd w:fill="D5E8F0" w:val="clear"/>
+            <w:tcMar>
+              <w:top w:type="dxa" w:w="60"/>
+              <w:left w:type="dxa" w:w="100"/>
+              <w:bottom w:type="dxa" w:w="60"/>
+              <w:right w:type="dxa" w:w="100"/>
+            </w:tcMar>
+            <w:vAlign w:val="center"/>
+          </w:tcPr>
+          <w:p>
+            <w:r>
+              <w:rPr>
+                <w:b/>
+                <w:bCs/>
+                <w:sz w:val="20"/>
+                <w:szCs w:val="20"/>
+              </w:rPr>
+              <w:t xml:space="preserve">操作方式</w:t>
+            </w:r>
+          </w:p>
+        </w:tc>
+        <w:tc>
+          <w:tcPr>
+            <w:tcW w:type="dxa" w:w="2760"/>
+            <w:tcBorders>
+              <w:top w:val="single" w:color="BFBFBF" w:sz="1"/>
+              <w:left w:val="single" w:color="BFBFBF" w:sz="1"/>
+              <w:bottom w:val="single" w:color="BFBFBF" w:sz="1"/>
+              <w:right w:val="single" w:color="BFBFBF" w:sz="1"/>
+            </w:tcBorders>
+            <w:shd w:fill="D5E8F0" w:val="clear"/>
+            <w:tcMar>
+              <w:top w:type="dxa" w:w="60"/>
+              <w:left w:type="dxa" w:w="100"/>
+              <w:bottom w:type="dxa" w:w="60"/>
+              <w:right w:type="dxa" w:w="100"/>
+            </w:tcMar>
+            <w:vAlign w:val="center"/>
+          </w:tcPr>
+          <w:p>
+            <w:r>
+              <w:rPr>
+                <w:b/>
+                <w:bCs/>
+                <w:sz w:val="20"/>
+                <w:szCs w:val="20"/>
+              </w:rPr>
+              <w:t xml:space="preserve">界面反馈</w:t>
+            </w:r>
+          </w:p>
+        </w:tc>
+        <w:tc>
+          <w:tcPr>
+            <w:tcW w:type="dxa" w:w="2040"/>
+            <w:tcBorders>
+              <w:top w:val="single" w:color="BFBFBF" w:sz="1"/>
+              <w:left w:val="single" w:color="BFBFBF" w:sz="1"/>
+              <w:bottom w:val="single" w:color="BFBFBF" w:sz="1"/>
+              <w:right w:val="single" w:color="BFBFBF" w:sz="1"/>
+            </w:tcBorders>
+            <w:shd w:fill="D5E8F0" w:val="clear"/>
+            <w:tcMar>
+              <w:top w:type="dxa" w:w="60"/>
+              <w:left w:type="dxa" w:w="100"/>
+              <w:bottom w:type="dxa" w:w="60"/>
+              <w:right w:type="dxa" w:w="100"/>
+            </w:tcMar>
+            <w:vAlign w:val="center"/>
+          </w:tcPr>
+          <w:p>
+            <w:r>
+              <w:rPr>
+                <w:b/>
+                <w:bCs/>
+                <w:sz w:val="20"/>
+                <w:szCs w:val="20"/>
+              </w:rPr>
+              <w:t xml:space="preserve">状态流转</w:t>
+            </w:r>
+          </w:p>
+        </w:tc>
+      </w:tr>
+      <w:tr>
+        <w:tc>
+          <w:tcPr>
+            <w:tcW w:type="dxa" w:w="2200"/>
+            <w:tcBorders>
+              <w:top w:val="single" w:color="BFBFBF" w:sz="1"/>
+              <w:left w:val="single" w:color="BFBFBF" w:sz="1"/>
+              <w:bottom w:val="single" w:color="BFBFBF" w:sz="1"/>
+              <w:right w:val="single" w:color="BFBFBF" w:sz="1"/>
+            </w:tcBorders>
+            <w:tcMar>
+              <w:top w:type="dxa" w:w="60"/>
+              <w:left w:type="dxa" w:w="100"/>
+              <w:bottom w:type="dxa" w:w="60"/>
+              <w:right w:type="dxa" w:w="100"/>
+            </w:tcMar>
+            <w:vAlign w:val="center"/>
+          </w:tcPr>
+          <w:p>
+            <w:r>
+              <w:rPr>
+                <w:sz w:val="20"/>
+                <w:szCs w:val="20"/>
+              </w:rPr>
+              <w:t xml:space="preserve">规则列表</w:t>
+            </w:r>
+          </w:p>
+        </w:tc>
+        <w:tc>
+          <w:tcPr>
+            <w:tcW w:type="dxa" w:w="2360"/>
+            <w:tcBorders>
+              <w:top w:val="single" w:color="BFBFBF" w:sz="1"/>
+              <w:left w:val="single" w:color="BFBFBF" w:sz="1"/>
+              <w:bottom w:val="single" w:color="BFBFBF" w:sz="1"/>
+              <w:right w:val="single" w:color="BFBFBF" w:sz="1"/>
+            </w:tcBorders>
+            <w:tcMar>
+              <w:top w:type="dxa" w:w="60"/>
+              <w:left w:type="dxa" w:w="100"/>
+              <w:bottom w:type="dxa" w:w="60"/>
+              <w:right w:type="dxa" w:w="100"/>
+            </w:tcMar>
+            <w:vAlign w:val="center"/>
+          </w:tcPr>
+          <w:p>
+            <w:r>
+              <w:rPr>
+                <w:sz w:val="20"/>
+                <w:szCs w:val="20"/>
+              </w:rPr>
+              <w:t xml:space="preserve">表格展示规则名/条件/动作/状态/操作</w:t>
+            </w:r>
+          </w:p>
+        </w:tc>
+        <w:tc>
+          <w:tcPr>
+            <w:tcW w:type="dxa" w:w="2760"/>
+            <w:tcBorders>
+              <w:top w:val="single" w:color="BFBFBF" w:sz="1"/>
+              <w:left w:val="single" w:color="BFBFBF" w:sz="1"/>
+              <w:bottom w:val="single" w:color="BFBFBF" w:sz="1"/>
+              <w:right w:val="single" w:color="BFBFBF" w:sz="1"/>
+            </w:tcBorders>
+            <w:tcMar>
+              <w:top w:type="dxa" w:w="60"/>
+              <w:left w:type="dxa" w:w="100"/>
+              <w:bottom w:type="dxa" w:w="60"/>
+              <w:right w:type="dxa" w:w="100"/>
+            </w:tcMar>
+            <w:vAlign w:val="center"/>
+          </w:tcPr>
+          <w:p>
+            <w:r>
+              <w:rPr>
+                <w:sz w:val="20"/>
+                <w:szCs w:val="20"/>
+              </w:rPr>
+              <w:t xml:space="preserve">启用规则绿色标签，停用灰色</w:t>
+            </w:r>
+          </w:p>
+        </w:tc>
+        <w:tc>
+          <w:tcPr>
+            <w:tcW w:type="dxa" w:w="2040"/>
+            <w:tcBorders>
+              <w:top w:val="single" w:color="BFBFBF" w:sz="1"/>
+              <w:left w:val="single" w:color="BFBFBF" w:sz="1"/>
+              <w:bottom w:val="single" w:color="BFBFBF" w:sz="1"/>
+              <w:right w:val="single" w:color="BFBFBF" w:sz="1"/>
+            </w:tcBorders>
+            <w:tcMar>
+              <w:top w:type="dxa" w:w="60"/>
+              <w:left w:type="dxa" w:w="100"/>
+              <w:bottom w:type="dxa" w:w="60"/>
+              <w:right w:type="dxa" w:w="100"/>
+            </w:tcMar>
+            <w:vAlign w:val="center"/>
+          </w:tcPr>
+          <w:p>
+            <w:r>
+              <w:rPr>
+                <w:sz w:val="20"/>
+                <w:szCs w:val="20"/>
+              </w:rPr>
+              <w:t xml:space="preserve">支持编辑/停用/删除</w:t>
+            </w:r>
+          </w:p>
+        </w:tc>
+      </w:tr>
+      <w:tr>
+        <w:tc>
+          <w:tcPr>
+            <w:tcW w:type="dxa" w:w="2200"/>
+            <w:tcBorders>
+              <w:top w:val="single" w:color="BFBFBF" w:sz="1"/>
+              <w:left w:val="single" w:color="BFBFBF" w:sz="1"/>
+              <w:bottom w:val="single" w:color="BFBFBF" w:sz="1"/>
+              <w:right w:val="single" w:color="BFBFBF" w:sz="1"/>
+            </w:tcBorders>
+            <w:tcMar>
+              <w:top w:type="dxa" w:w="60"/>
+              <w:left w:type="dxa" w:w="100"/>
+              <w:bottom w:type="dxa" w:w="60"/>
+              <w:right w:type="dxa" w:w="100"/>
+            </w:tcMar>
+            <w:vAlign w:val="center"/>
+          </w:tcPr>
+          <w:p>
+            <w:r>
+              <w:rPr>
+                <w:sz w:val="20"/>
+                <w:szCs w:val="20"/>
+              </w:rPr>
+              <w:t xml:space="preserve">新建规则</w:t>
+            </w:r>
+          </w:p>
+        </w:tc>
+        <w:tc>
+          <w:tcPr>
+            <w:tcW w:type="dxa" w:w="2360"/>
+            <w:tcBorders>
+              <w:top w:val="single" w:color="BFBFBF" w:sz="1"/>
+              <w:left w:val="single" w:color="BFBFBF" w:sz="1"/>
+              <w:bottom w:val="single" w:color="BFBFBF" w:sz="1"/>
+              <w:right w:val="single" w:color="BFBFBF" w:sz="1"/>
+            </w:tcBorders>
+            <w:tcMar>
+              <w:top w:type="dxa" w:w="60"/>
+              <w:left w:type="dxa" w:w="100"/>
+              <w:bottom w:type="dxa" w:w="60"/>
+              <w:right w:type="dxa" w:w="100"/>
+            </w:tcMar>
+            <w:vAlign w:val="center"/>
+          </w:tcPr>
+          <w:p>
+            <w:r>
+              <w:rPr>
+                <w:sz w:val="20"/>
+                <w:szCs w:val="20"/>
+              </w:rPr>
+              <w:t xml:space="preserve">点击「+ 新建规则」按钮</w:t>
+            </w:r>
+          </w:p>
+        </w:tc>
+        <w:tc>
+          <w:tcPr>
+            <w:tcW w:type="dxa" w:w="2760"/>
+            <w:tcBorders>
+              <w:top w:val="single" w:color="BFBFBF" w:sz="1"/>
+              <w:left w:val="single" w:color="BFBFBF" w:sz="1"/>
+              <w:bottom w:val="single" w:color="BFBFBF" w:sz="1"/>
+              <w:right w:val="single" w:color="BFBFBF" w:sz="1"/>
+            </w:tcBorders>
+            <w:tcMar>
+              <w:top w:type="dxa" w:w="60"/>
+              <w:left w:type="dxa" w:w="100"/>
+              <w:bottom w:type="dxa" w:w="60"/>
+              <w:right w:type="dxa" w:w="100"/>
+            </w:tcMar>
+            <w:vAlign w:val="center"/>
+          </w:tcPr>
+          <w:p>
+            <w:r>
+              <w:rPr>
+                <w:sz w:val="20"/>
+                <w:szCs w:val="20"/>
+              </w:rPr>
+              <w:t xml:space="preserve">弹出规则弹窗（名称/条件/动作/加分）</w:t>
+            </w:r>
+          </w:p>
+        </w:tc>
+        <w:tc>
+          <w:tcPr>
+            <w:tcW w:type="dxa" w:w="2040"/>
+            <w:tcBorders>
+              <w:top w:val="single" w:color="BFBFBF" w:sz="1"/>
+              <w:left w:val="single" w:color="BFBFBF" w:sz="1"/>
+              <w:bottom w:val="single" w:color="BFBFBF" w:sz="1"/>
+              <w:right w:val="single" w:color="BFBFBF" w:sz="1"/>
+            </w:tcBorders>
+            <w:tcMar>
+              <w:top w:type="dxa" w:w="60"/>
+              <w:left w:type="dxa" w:w="100"/>
+              <w:bottom w:type="dxa" w:w="60"/>
+              <w:right w:type="dxa" w:w="100"/>
+            </w:tcMar>
+            <w:vAlign w:val="center"/>
+          </w:tcPr>
+          <w:p>
+            <w:r>
+              <w:rPr>
+                <w:sz w:val="20"/>
+                <w:szCs w:val="20"/>
+              </w:rPr>
+              <w:t xml:space="preserve">保存后规则出现在列表，审核流程即时生效</w:t>
+            </w:r>
+          </w:p>
+        </w:tc>
+      </w:tr>
+      <w:tr>
+        <w:tc>
+          <w:tcPr>
+            <w:tcW w:type="dxa" w:w="2200"/>
+            <w:tcBorders>
+              <w:top w:val="single" w:color="BFBFBF" w:sz="1"/>
+              <w:left w:val="single" w:color="BFBFBF" w:sz="1"/>
+              <w:bottom w:val="single" w:color="BFBFBF" w:sz="1"/>
+              <w:right w:val="single" w:color="BFBFBF" w:sz="1"/>
+            </w:tcBorders>
+            <w:tcMar>
+              <w:top w:type="dxa" w:w="60"/>
+              <w:left w:type="dxa" w:w="100"/>
+              <w:bottom w:type="dxa" w:w="60"/>
+              <w:right w:type="dxa" w:w="100"/>
+            </w:tcMar>
+            <w:vAlign w:val="center"/>
+          </w:tcPr>
+          <w:p>
+            <w:r>
+              <w:rPr>
+                <w:sz w:val="20"/>
+                <w:szCs w:val="20"/>
+              </w:rPr>
+              <w:t xml:space="preserve">条件构建器</w:t>
+            </w:r>
+          </w:p>
+        </w:tc>
+        <w:tc>
+          <w:tcPr>
+            <w:tcW w:type="dxa" w:w="2360"/>
+            <w:tcBorders>
+              <w:top w:val="single" w:color="BFBFBF" w:sz="1"/>
+              <w:left w:val="single" w:color="BFBFBF" w:sz="1"/>
+              <w:bottom w:val="single" w:color="BFBFBF" w:sz="1"/>
+              <w:right w:val="single" w:color="BFBFBF" w:sz="1"/>
+            </w:tcBorders>
+            <w:tcMar>
+              <w:top w:type="dxa" w:w="60"/>
+              <w:left w:type="dxa" w:w="100"/>
+              <w:bottom w:type="dxa" w:w="60"/>
+              <w:right w:type="dxa" w:w="100"/>
+            </w:tcMar>
+            <w:vAlign w:val="center"/>
+          </w:tcPr>
+          <w:p>
+            <w:r>
+              <w:rPr>
+                <w:sz w:val="20"/>
+                <w:szCs w:val="20"/>
+              </w:rPr>
+              <w:t xml:space="preserve">点击「+ 添加条件」动态增行</w:t>
+            </w:r>
+          </w:p>
+        </w:tc>
+        <w:tc>
+          <w:tcPr>
+            <w:tcW w:type="dxa" w:w="2760"/>
+            <w:tcBorders>
+              <w:top w:val="single" w:color="BFBFBF" w:sz="1"/>
+              <w:left w:val="single" w:color="BFBFBF" w:sz="1"/>
+              <w:bottom w:val="single" w:color="BFBFBF" w:sz="1"/>
+              <w:right w:val="single" w:color="BFBFBF" w:sz="1"/>
+            </w:tcBorders>
+            <w:tcMar>
+              <w:top w:type="dxa" w:w="60"/>
+              <w:left w:type="dxa" w:w="100"/>
+              <w:bottom w:type="dxa" w:w="60"/>
+              <w:right w:type="dxa" w:w="100"/>
+            </w:tcMar>
+            <w:vAlign w:val="center"/>
+          </w:tcPr>
+          <w:p>
+            <w:r>
+              <w:rPr>
+                <w:sz w:val="20"/>
+                <w:szCs w:val="20"/>
+              </w:rPr>
+              <w:t xml:space="preserve">每行：字段下拉→操作符→值下拉/输入</w:t>
+            </w:r>
+          </w:p>
+        </w:tc>
+        <w:tc>
+          <w:tcPr>
+            <w:tcW w:type="dxa" w:w="2040"/>
+            <w:tcBorders>
+              <w:top w:val="single" w:color="BFBFBF" w:sz="1"/>
+              <w:left w:val="single" w:color="BFBFBF" w:sz="1"/>
+              <w:bottom w:val="single" w:color="BFBFBF" w:sz="1"/>
+              <w:right w:val="single" w:color="BFBFBF" w:sz="1"/>
+            </w:tcBorders>
+            <w:tcMar>
+              <w:top w:type="dxa" w:w="60"/>
+              <w:left w:type="dxa" w:w="100"/>
+              <w:bottom w:type="dxa" w:w="60"/>
+              <w:right w:type="dxa" w:w="100"/>
+            </w:tcMar>
+            <w:vAlign w:val="center"/>
+          </w:tcPr>
+          <w:p>
+            <w:r>
+              <w:rPr>
+                <w:sz w:val="20"/>
+                <w:szCs w:val="20"/>
+              </w:rPr>
+              <w:t xml:space="preserve">字段切换时值控件联动（分类→下拉，命中数→输入）</w:t>
+            </w:r>
+          </w:p>
+        </w:tc>
+      </w:tr>
+      <w:tr>
+        <w:tc>
+          <w:tcPr>
+            <w:tcW w:type="dxa" w:w="2200"/>
+            <w:tcBorders>
+              <w:top w:val="single" w:color="BFBFBF" w:sz="1"/>
+              <w:left w:val="single" w:color="BFBFBF" w:sz="1"/>
+              <w:bottom w:val="single" w:color="BFBFBF" w:sz="1"/>
+              <w:right w:val="single" w:color="BFBFBF" w:sz="1"/>
+            </w:tcBorders>
+            <w:tcMar>
+              <w:top w:type="dxa" w:w="60"/>
+              <w:left w:type="dxa" w:w="100"/>
+              <w:bottom w:type="dxa" w:w="60"/>
+              <w:right w:type="dxa" w:w="100"/>
+            </w:tcMar>
+            <w:vAlign w:val="center"/>
+          </w:tcPr>
+          <w:p>
+            <w:r>
+              <w:rPr>
+                <w:sz w:val="20"/>
+                <w:szCs w:val="20"/>
+              </w:rPr>
+              <w:t xml:space="preserve">条件删除</w:t>
+            </w:r>
+          </w:p>
+        </w:tc>
+        <w:tc>
+          <w:tcPr>
+            <w:tcW w:type="dxa" w:w="2360"/>
+            <w:tcBorders>
+              <w:top w:val="single" w:color="BFBFBF" w:sz="1"/>
+              <w:left w:val="single" w:color="BFBFBF" w:sz="1"/>
+              <w:bottom w:val="single" w:color="BFBFBF" w:sz="1"/>
+              <w:right w:val="single" w:color="BFBFBF" w:sz="1"/>
+            </w:tcBorders>
+            <w:tcMar>
+              <w:top w:type="dxa" w:w="60"/>
+              <w:left w:type="dxa" w:w="100"/>
+              <w:bottom w:type="dxa" w:w="60"/>
+              <w:right w:type="dxa" w:w="100"/>
+            </w:tcMar>
+            <w:vAlign w:val="center"/>
+          </w:tcPr>
+          <w:p>
+            <w:r>
+              <w:rPr>
+                <w:sz w:val="20"/>
+                <w:szCs w:val="20"/>
+              </w:rPr>
+              <w:t xml:space="preserve">点击条件行的「✕」按钮</w:t>
+            </w:r>
+          </w:p>
+        </w:tc>
+        <w:tc>
+          <w:tcPr>
+            <w:tcW w:type="dxa" w:w="2760"/>
+            <w:tcBorders>
+              <w:top w:val="single" w:color="BFBFBF" w:sz="1"/>
+              <w:left w:val="single" w:color="BFBFBF" w:sz="1"/>
+              <w:bottom w:val="single" w:color="BFBFBF" w:sz="1"/>
+              <w:right w:val="single" w:color="BFBFBF" w:sz="1"/>
+            </w:tcBorders>
+            <w:tcMar>
+              <w:top w:type="dxa" w:w="60"/>
+              <w:left w:type="dxa" w:w="100"/>
+              <w:bottom w:type="dxa" w:w="60"/>
+              <w:right w:type="dxa" w:w="100"/>
+            </w:tcMar>
+            <w:vAlign w:val="center"/>
+          </w:tcPr>
+          <w:p>
+            <w:r>
+              <w:rPr>
+                <w:sz w:val="20"/>
+                <w:szCs w:val="20"/>
+              </w:rPr>
+              <w:t xml:space="preserve">移除该条件行</w:t>
+            </w:r>
+          </w:p>
+        </w:tc>
+        <w:tc>
+          <w:tcPr>
+            <w:tcW w:type="dxa" w:w="2040"/>
+            <w:tcBorders>
+              <w:top w:val="single" w:color="BFBFBF" w:sz="1"/>
+              <w:left w:val="single" w:color="BFBFBF" w:sz="1"/>
+              <w:bottom w:val="single" w:color="BFBFBF" w:sz="1"/>
+              <w:right w:val="single" w:color="BFBFBF" w:sz="1"/>
+            </w:tcBorders>
+            <w:tcMar>
+              <w:top w:type="dxa" w:w="60"/>
+              <w:left w:type="dxa" w:w="100"/>
+              <w:bottom w:type="dxa" w:w="60"/>
+              <w:right w:type="dxa" w:w="100"/>
+            </w:tcMar>
+            <w:vAlign w:val="center"/>
+          </w:tcPr>
+          <w:p>
+            <w:r>
+              <w:rPr>
+                <w:sz w:val="20"/>
+                <w:szCs w:val="20"/>
+              </w:rPr>
+              <w:t xml:space="preserve">至少保留一条条件，否则保存不可用</w:t>
+            </w:r>
+          </w:p>
+        </w:tc>
+      </w:tr>
+      <w:tr>
+        <w:tc>
+          <w:tcPr>
+            <w:tcW w:type="dxa" w:w="2200"/>
+            <w:tcBorders>
+              <w:top w:val="single" w:color="BFBFBF" w:sz="1"/>
+              <w:left w:val="single" w:color="BFBFBF" w:sz="1"/>
+              <w:bottom w:val="single" w:color="BFBFBF" w:sz="1"/>
+              <w:right w:val="single" w:color="BFBFBF" w:sz="1"/>
+            </w:tcBorders>
+            <w:tcMar>
+              <w:top w:type="dxa" w:w="60"/>
+              <w:left w:type="dxa" w:w="100"/>
+              <w:bottom w:type="dxa" w:w="60"/>
+              <w:right w:type="dxa" w:w="100"/>
+            </w:tcMar>
+            <w:vAlign w:val="center"/>
+          </w:tcPr>
+          <w:p>
+            <w:r>
+              <w:rPr>
+                <w:sz w:val="20"/>
+                <w:szCs w:val="20"/>
+              </w:rPr>
+              <w:t xml:space="preserve">权重配置</w:t>
+            </w:r>
+          </w:p>
+        </w:tc>
+        <w:tc>
+          <w:tcPr>
+            <w:tcW w:type="dxa" w:w="2360"/>
+            <w:tcBorders>
+              <w:top w:val="single" w:color="BFBFBF" w:sz="1"/>
+              <w:left w:val="single" w:color="BFBFBF" w:sz="1"/>
+              <w:bottom w:val="single" w:color="BFBFBF" w:sz="1"/>
+              <w:right w:val="single" w:color="BFBFBF" w:sz="1"/>
+            </w:tcBorders>
+            <w:tcMar>
+              <w:top w:type="dxa" w:w="60"/>
+              <w:left w:type="dxa" w:w="100"/>
+              <w:bottom w:type="dxa" w:w="60"/>
+              <w:right w:type="dxa" w:w="100"/>
+            </w:tcMar>
+            <w:vAlign w:val="center"/>
+          </w:tcPr>
+          <w:p>
+            <w:r>
+              <w:rPr>
+                <w:sz w:val="20"/>
+                <w:szCs w:val="20"/>
+              </w:rPr>
+              <w:t xml:space="preserve">调整 6 维度权重的输入框（0-100）</w:t>
+            </w:r>
+          </w:p>
+        </w:tc>
+        <w:tc>
+          <w:tcPr>
+            <w:tcW w:type="dxa" w:w="2760"/>
+            <w:tcBorders>
+              <w:top w:val="single" w:color="BFBFBF" w:sz="1"/>
+              <w:left w:val="single" w:color="BFBFBF" w:sz="1"/>
+              <w:bottom w:val="single" w:color="BFBFBF" w:sz="1"/>
+              <w:right w:val="single" w:color="BFBFBF" w:sz="1"/>
+            </w:tcBorders>
+            <w:tcMar>
+              <w:top w:type="dxa" w:w="60"/>
+              <w:left w:type="dxa" w:w="100"/>
+              <w:bottom w:type="dxa" w:w="60"/>
+              <w:right w:type="dxa" w:w="100"/>
+            </w:tcMar>
+            <w:vAlign w:val="center"/>
+          </w:tcPr>
+          <w:p>
+            <w:r>
+              <w:rPr>
+                <w:sz w:val="20"/>
+                <w:szCs w:val="20"/>
+              </w:rPr>
+              <w:t xml:space="preserve">实时更新权重条形图</w:t>
+            </w:r>
+          </w:p>
+        </w:tc>
+        <w:tc>
+          <w:tcPr>
+            <w:tcW w:type="dxa" w:w="2040"/>
+            <w:tcBorders>
+              <w:top w:val="single" w:color="BFBFBF" w:sz="1"/>
+              <w:left w:val="single" w:color="BFBFBF" w:sz="1"/>
+              <w:bottom w:val="single" w:color="BFBFBF" w:sz="1"/>
+              <w:right w:val="single" w:color="BFBFBF" w:sz="1"/>
+            </w:tcBorders>
+            <w:tcMar>
+              <w:top w:type="dxa" w:w="60"/>
+              <w:left w:type="dxa" w:w="100"/>
+              <w:bottom w:type="dxa" w:w="60"/>
+              <w:right w:type="dxa" w:w="100"/>
+            </w:tcMar>
+            <w:vAlign w:val="center"/>
+          </w:tcPr>
+          <w:p>
+            <w:r>
+              <w:rPr>
+                <w:sz w:val="20"/>
+                <w:szCs w:val="20"/>
+              </w:rPr>
+              <w:t xml:space="preserve">修改后综合风险分计算即时更新</w:t>
+            </w:r>
+          </w:p>
+        </w:tc>
+      </w:tr>
+      <w:tr>
+        <w:tc>
+          <w:tcPr>
+            <w:tcW w:type="dxa" w:w="2200"/>
+            <w:tcBorders>
+              <w:top w:val="single" w:color="BFBFBF" w:sz="1"/>
+              <w:left w:val="single" w:color="BFBFBF" w:sz="1"/>
+              <w:bottom w:val="single" w:color="BFBFBF" w:sz="1"/>
+              <w:right w:val="single" w:color="BFBFBF" w:sz="1"/>
+            </w:tcBorders>
+            <w:tcMar>
+              <w:top w:type="dxa" w:w="60"/>
+              <w:left w:type="dxa" w:w="100"/>
+              <w:bottom w:type="dxa" w:w="60"/>
+              <w:right w:type="dxa" w:w="100"/>
+            </w:tcMar>
+            <w:vAlign w:val="center"/>
+          </w:tcPr>
+          <w:p>
+            <w:r>
+              <w:rPr>
+                <w:sz w:val="20"/>
+                <w:szCs w:val="20"/>
+              </w:rPr>
+              <w:t xml:space="preserve">阈值配置</w:t>
+            </w:r>
+          </w:p>
+        </w:tc>
+        <w:tc>
+          <w:tcPr>
+            <w:tcW w:type="dxa" w:w="2360"/>
+            <w:tcBorders>
+              <w:top w:val="single" w:color="BFBFBF" w:sz="1"/>
+              <w:left w:val="single" w:color="BFBFBF" w:sz="1"/>
+              <w:bottom w:val="single" w:color="BFBFBF" w:sz="1"/>
+              <w:right w:val="single" w:color="BFBFBF" w:sz="1"/>
+            </w:tcBorders>
+            <w:tcMar>
+              <w:top w:type="dxa" w:w="60"/>
+              <w:left w:type="dxa" w:w="100"/>
+              <w:bottom w:type="dxa" w:w="60"/>
+              <w:right w:type="dxa" w:w="100"/>
+            </w:tcMar>
+            <w:vAlign w:val="center"/>
+          </w:tcPr>
+          <w:p>
+            <w:r>
+              <w:rPr>
+                <w:sz w:val="20"/>
+                <w:szCs w:val="20"/>
+              </w:rPr>
+              <w:t xml:space="preserve">输入高危/中危阈值（0-100）</w:t>
+            </w:r>
+          </w:p>
+        </w:tc>
+        <w:tc>
+          <w:tcPr>
+            <w:tcW w:type="dxa" w:w="2760"/>
+            <w:tcBorders>
+              <w:top w:val="single" w:color="BFBFBF" w:sz="1"/>
+              <w:left w:val="single" w:color="BFBFBF" w:sz="1"/>
+              <w:bottom w:val="single" w:color="BFBFBF" w:sz="1"/>
+              <w:right w:val="single" w:color="BFBFBF" w:sz="1"/>
+            </w:tcBorders>
+            <w:tcMar>
+              <w:top w:type="dxa" w:w="60"/>
+              <w:left w:type="dxa" w:w="100"/>
+              <w:bottom w:type="dxa" w:w="60"/>
+              <w:right w:type="dxa" w:w="100"/>
+            </w:tcMar>
+            <w:vAlign w:val="center"/>
+          </w:tcPr>
+          <w:p>
+            <w:r>
+              <w:rPr>
+                <w:sz w:val="20"/>
+                <w:szCs w:val="20"/>
+              </w:rPr>
+              <w:t xml:space="preserve">阈值变更影响处置映射</w:t>
+            </w:r>
+          </w:p>
+        </w:tc>
+        <w:tc>
+          <w:tcPr>
+            <w:tcW w:type="dxa" w:w="2040"/>
+            <w:tcBorders>
+              <w:top w:val="single" w:color="BFBFBF" w:sz="1"/>
+              <w:left w:val="single" w:color="BFBFBF" w:sz="1"/>
+              <w:bottom w:val="single" w:color="BFBFBF" w:sz="1"/>
+              <w:right w:val="single" w:color="BFBFBF" w:sz="1"/>
+            </w:tcBorders>
+            <w:tcMar>
+              <w:top w:type="dxa" w:w="60"/>
+              <w:left w:type="dxa" w:w="100"/>
+              <w:bottom w:type="dxa" w:w="60"/>
+              <w:right w:type="dxa" w:w="100"/>
+            </w:tcMar>
+            <w:vAlign w:val="center"/>
+          </w:tcPr>
+          <w:p>
+            <w:r>
+              <w:rPr>
+                <w:sz w:val="20"/>
+                <w:szCs w:val="20"/>
+              </w:rPr>
+              <w:t xml:space="preserve">高危≥阈值→硬拦截；中危≥阈值→二次确认</w:t>
+            </w:r>
+          </w:p>
+        </w:tc>
+      </w:tr>
+      <w:tr>
+        <w:tc>
+          <w:tcPr>
+            <w:tcW w:type="dxa" w:w="2200"/>
+            <w:tcBorders>
+              <w:top w:val="single" w:color="BFBFBF" w:sz="1"/>
+              <w:left w:val="single" w:color="BFBFBF" w:sz="1"/>
+              <w:bottom w:val="single" w:color="BFBFBF" w:sz="1"/>
+              <w:right w:val="single" w:color="BFBFBF" w:sz="1"/>
+            </w:tcBorders>
+            <w:tcMar>
+              <w:top w:type="dxa" w:w="60"/>
+              <w:left w:type="dxa" w:w="100"/>
+              <w:bottom w:type="dxa" w:w="60"/>
+              <w:right w:type="dxa" w:w="100"/>
+            </w:tcMar>
+            <w:vAlign w:val="center"/>
+          </w:tcPr>
+          <w:p>
+            <w:r>
+              <w:rPr>
+                <w:sz w:val="20"/>
+                <w:szCs w:val="20"/>
+              </w:rPr>
+              <w:t xml:space="preserve">黑白名单管理</w:t>
+            </w:r>
+          </w:p>
+        </w:tc>
+        <w:tc>
+          <w:tcPr>
+            <w:tcW w:type="dxa" w:w="2360"/>
+            <w:tcBorders>
+              <w:top w:val="single" w:color="BFBFBF" w:sz="1"/>
+              <w:left w:val="single" w:color="BFBFBF" w:sz="1"/>
+              <w:bottom w:val="single" w:color="BFBFBF" w:sz="1"/>
+              <w:right w:val="single" w:color="BFBFBF" w:sz="1"/>
+            </w:tcBorders>
+            <w:tcMar>
+              <w:top w:type="dxa" w:w="60"/>
+              <w:left w:type="dxa" w:w="100"/>
+              <w:bottom w:type="dxa" w:w="60"/>
+              <w:right w:type="dxa" w:w="100"/>
+            </w:tcMar>
+            <w:vAlign w:val="center"/>
+          </w:tcPr>
+          <w:p>
+            <w:r>
+              <w:rPr>
+                <w:sz w:val="20"/>
+                <w:szCs w:val="20"/>
+              </w:rPr>
+              <w:t xml:space="preserve">点击「+」添加，点击「✕」删除</w:t>
+            </w:r>
+          </w:p>
+        </w:tc>
+        <w:tc>
+          <w:tcPr>
+            <w:tcW w:type="dxa" w:w="2760"/>
+            <w:tcBorders>
+              <w:top w:val="single" w:color="BFBFBF" w:sz="1"/>
+              <w:left w:val="single" w:color="BFBFBF" w:sz="1"/>
+              <w:bottom w:val="single" w:color="BFBFBF" w:sz="1"/>
+              <w:right w:val="single" w:color="BFBFBF" w:sz="1"/>
+            </w:tcBorders>
+            <w:tcMar>
+              <w:top w:type="dxa" w:w="60"/>
+              <w:left w:type="dxa" w:w="100"/>
+              <w:bottom w:type="dxa" w:w="60"/>
+              <w:right w:type="dxa" w:w="100"/>
+            </w:tcMar>
+            <w:vAlign w:val="center"/>
+          </w:tcPr>
+          <w:p>
+            <w:r>
+              <w:rPr>
+                <w:sz w:val="20"/>
+                <w:szCs w:val="20"/>
+              </w:rPr>
+              <w:t xml:space="preserve">白名单绿色标签，黑名单红色标签</w:t>
+            </w:r>
+          </w:p>
+        </w:tc>
+        <w:tc>
+          <w:tcPr>
+            <w:tcW w:type="dxa" w:w="2040"/>
+            <w:tcBorders>
+              <w:top w:val="single" w:color="BFBFBF" w:sz="1"/>
+              <w:left w:val="single" w:color="BFBFBF" w:sz="1"/>
+              <w:bottom w:val="single" w:color="BFBFBF" w:sz="1"/>
+              <w:right w:val="single" w:color="BFBFBF" w:sz="1"/>
+            </w:tcBorders>
+            <w:tcMar>
+              <w:top w:type="dxa" w:w="60"/>
+              <w:left w:type="dxa" w:w="100"/>
+              <w:bottom w:type="dxa" w:w="60"/>
+              <w:right w:type="dxa" w:w="100"/>
+            </w:tcMar>
+            <w:vAlign w:val="center"/>
+          </w:tcPr>
+          <w:p>
+            <w:r>
+              <w:rPr>
+                <w:sz w:val="20"/>
+                <w:szCs w:val="20"/>
+              </w:rPr>
+              <w:t xml:space="preserve">黑白名单即时生效于审核流程</w:t>
+            </w:r>
+          </w:p>
+        </w:tc>
+      </w:tr>
+    </w:tbl>
+    <w:p>
+      <w:pPr>
         <w:pStyle w:val="Heading2"/>
       </w:pPr>
       <w:r>
@@ -6716,6 +8720,2298 @@
       </w:pPr>
       <w:r>
         <w:t xml:space="preserve">L3 多模态回检成本最高。建议仅对 L2 评分处于中危区间或命中人物/版权维度的请求触发 AI 回检，高危词直接 L1 硬拦截以省算力。</w:t>
+      </w:r>
+    </w:p>
+    <w:p>
+      <w:pPr>
+        <w:pStyle w:val="Heading3"/>
+      </w:pPr>
+      <w:r>
+        <w:t xml:space="preserve">5.3.4 交互说明（Phase 2）</w:t>
+      </w:r>
+    </w:p>
+    <w:tbl>
+      <w:tblPr>
+        <w:tblW w:type="dxa" w:w="9360"/>
+        <w:tblBorders>
+          <w:top w:val="single" w:color="auto" w:sz="4"/>
+          <w:left w:val="single" w:color="auto" w:sz="4"/>
+          <w:bottom w:val="single" w:color="auto" w:sz="4"/>
+          <w:right w:val="single" w:color="auto" w:sz="4"/>
+          <w:insideH w:val="single" w:color="auto" w:sz="4"/>
+          <w:insideV w:val="single" w:color="auto" w:sz="4"/>
+        </w:tblBorders>
+      </w:tblPr>
+      <w:tblGrid>
+        <w:gridCol w:w="2200"/>
+        <w:gridCol w:w="2360"/>
+        <w:gridCol w:w="2760"/>
+        <w:gridCol w:w="2040"/>
+      </w:tblGrid>
+      <w:tr>
+        <w:trPr>
+          <w:tblHeader/>
+        </w:trPr>
+        <w:tc>
+          <w:tcPr>
+            <w:tcW w:type="dxa" w:w="2200"/>
+            <w:tcBorders>
+              <w:top w:val="single" w:color="BFBFBF" w:sz="1"/>
+              <w:left w:val="single" w:color="BFBFBF" w:sz="1"/>
+              <w:bottom w:val="single" w:color="BFBFBF" w:sz="1"/>
+              <w:right w:val="single" w:color="BFBFBF" w:sz="1"/>
+            </w:tcBorders>
+            <w:shd w:fill="D5E8F0" w:val="clear"/>
+            <w:tcMar>
+              <w:top w:type="dxa" w:w="60"/>
+              <w:left w:type="dxa" w:w="100"/>
+              <w:bottom w:type="dxa" w:w="60"/>
+              <w:right w:type="dxa" w:w="100"/>
+            </w:tcMar>
+            <w:vAlign w:val="center"/>
+          </w:tcPr>
+          <w:p>
+            <w:r>
+              <w:rPr>
+                <w:b/>
+                <w:bCs/>
+                <w:sz w:val="20"/>
+                <w:szCs w:val="20"/>
+              </w:rPr>
+              <w:t xml:space="preserve">交互场景</w:t>
+            </w:r>
+          </w:p>
+        </w:tc>
+        <w:tc>
+          <w:tcPr>
+            <w:tcW w:type="dxa" w:w="2360"/>
+            <w:tcBorders>
+              <w:top w:val="single" w:color="BFBFBF" w:sz="1"/>
+              <w:left w:val="single" w:color="BFBFBF" w:sz="1"/>
+              <w:bottom w:val="single" w:color="BFBFBF" w:sz="1"/>
+              <w:right w:val="single" w:color="BFBFBF" w:sz="1"/>
+            </w:tcBorders>
+            <w:shd w:fill="D5E8F0" w:val="clear"/>
+            <w:tcMar>
+              <w:top w:type="dxa" w:w="60"/>
+              <w:left w:type="dxa" w:w="100"/>
+              <w:bottom w:type="dxa" w:w="60"/>
+              <w:right w:type="dxa" w:w="100"/>
+            </w:tcMar>
+            <w:vAlign w:val="center"/>
+          </w:tcPr>
+          <w:p>
+            <w:r>
+              <w:rPr>
+                <w:b/>
+                <w:bCs/>
+                <w:sz w:val="20"/>
+                <w:szCs w:val="20"/>
+              </w:rPr>
+              <w:t xml:space="preserve">操作方式</w:t>
+            </w:r>
+          </w:p>
+        </w:tc>
+        <w:tc>
+          <w:tcPr>
+            <w:tcW w:type="dxa" w:w="2760"/>
+            <w:tcBorders>
+              <w:top w:val="single" w:color="BFBFBF" w:sz="1"/>
+              <w:left w:val="single" w:color="BFBFBF" w:sz="1"/>
+              <w:bottom w:val="single" w:color="BFBFBF" w:sz="1"/>
+              <w:right w:val="single" w:color="BFBFBF" w:sz="1"/>
+            </w:tcBorders>
+            <w:shd w:fill="D5E8F0" w:val="clear"/>
+            <w:tcMar>
+              <w:top w:type="dxa" w:w="60"/>
+              <w:left w:type="dxa" w:w="100"/>
+              <w:bottom w:type="dxa" w:w="60"/>
+              <w:right w:type="dxa" w:w="100"/>
+            </w:tcMar>
+            <w:vAlign w:val="center"/>
+          </w:tcPr>
+          <w:p>
+            <w:r>
+              <w:rPr>
+                <w:b/>
+                <w:bCs/>
+                <w:sz w:val="20"/>
+                <w:szCs w:val="20"/>
+              </w:rPr>
+              <w:t xml:space="preserve">界面反馈</w:t>
+            </w:r>
+          </w:p>
+        </w:tc>
+        <w:tc>
+          <w:tcPr>
+            <w:tcW w:type="dxa" w:w="2040"/>
+            <w:tcBorders>
+              <w:top w:val="single" w:color="BFBFBF" w:sz="1"/>
+              <w:left w:val="single" w:color="BFBFBF" w:sz="1"/>
+              <w:bottom w:val="single" w:color="BFBFBF" w:sz="1"/>
+              <w:right w:val="single" w:color="BFBFBF" w:sz="1"/>
+            </w:tcBorders>
+            <w:shd w:fill="D5E8F0" w:val="clear"/>
+            <w:tcMar>
+              <w:top w:type="dxa" w:w="60"/>
+              <w:left w:type="dxa" w:w="100"/>
+              <w:bottom w:type="dxa" w:w="60"/>
+              <w:right w:type="dxa" w:w="100"/>
+            </w:tcMar>
+            <w:vAlign w:val="center"/>
+          </w:tcPr>
+          <w:p>
+            <w:r>
+              <w:rPr>
+                <w:b/>
+                <w:bCs/>
+                <w:sz w:val="20"/>
+                <w:szCs w:val="20"/>
+              </w:rPr>
+              <w:t xml:space="preserve">状态流转</w:t>
+            </w:r>
+          </w:p>
+        </w:tc>
+      </w:tr>
+      <w:tr>
+        <w:tc>
+          <w:tcPr>
+            <w:tcW w:type="dxa" w:w="2200"/>
+            <w:tcBorders>
+              <w:top w:val="single" w:color="BFBFBF" w:sz="1"/>
+              <w:left w:val="single" w:color="BFBFBF" w:sz="1"/>
+              <w:bottom w:val="single" w:color="BFBFBF" w:sz="1"/>
+              <w:right w:val="single" w:color="BFBFBF" w:sz="1"/>
+            </w:tcBorders>
+            <w:tcMar>
+              <w:top w:type="dxa" w:w="60"/>
+              <w:left w:type="dxa" w:w="100"/>
+              <w:bottom w:type="dxa" w:w="60"/>
+              <w:right w:type="dxa" w:w="100"/>
+            </w:tcMar>
+            <w:vAlign w:val="center"/>
+          </w:tcPr>
+          <w:p>
+            <w:r>
+              <w:rPr>
+                <w:sz w:val="20"/>
+                <w:szCs w:val="20"/>
+              </w:rPr>
+              <w:t xml:space="preserve">模型开关</w:t>
+            </w:r>
+          </w:p>
+        </w:tc>
+        <w:tc>
+          <w:tcPr>
+            <w:tcW w:type="dxa" w:w="2360"/>
+            <w:tcBorders>
+              <w:top w:val="single" w:color="BFBFBF" w:sz="1"/>
+              <w:left w:val="single" w:color="BFBFBF" w:sz="1"/>
+              <w:bottom w:val="single" w:color="BFBFBF" w:sz="1"/>
+              <w:right w:val="single" w:color="BFBFBF" w:sz="1"/>
+            </w:tcBorders>
+            <w:tcMar>
+              <w:top w:type="dxa" w:w="60"/>
+              <w:left w:type="dxa" w:w="100"/>
+              <w:bottom w:type="dxa" w:w="60"/>
+              <w:right w:type="dxa" w:w="100"/>
+            </w:tcMar>
+            <w:vAlign w:val="center"/>
+          </w:tcPr>
+          <w:p>
+            <w:r>
+              <w:rPr>
+                <w:sz w:val="20"/>
+                <w:szCs w:val="20"/>
+              </w:rPr>
+              <w:t xml:space="preserve">点击模型卡片右上角 toggle 开关</w:t>
+            </w:r>
+          </w:p>
+        </w:tc>
+        <w:tc>
+          <w:tcPr>
+            <w:tcW w:type="dxa" w:w="2760"/>
+            <w:tcBorders>
+              <w:top w:val="single" w:color="BFBFBF" w:sz="1"/>
+              <w:left w:val="single" w:color="BFBFBF" w:sz="1"/>
+              <w:bottom w:val="single" w:color="BFBFBF" w:sz="1"/>
+              <w:right w:val="single" w:color="BFBFBF" w:sz="1"/>
+            </w:tcBorders>
+            <w:tcMar>
+              <w:top w:type="dxa" w:w="60"/>
+              <w:left w:type="dxa" w:w="100"/>
+              <w:bottom w:type="dxa" w:w="60"/>
+              <w:right w:type="dxa" w:w="100"/>
+            </w:tcMar>
+            <w:vAlign w:val="center"/>
+          </w:tcPr>
+          <w:p>
+            <w:r>
+              <w:rPr>
+                <w:sz w:val="20"/>
+                <w:szCs w:val="20"/>
+              </w:rPr>
+              <w:t xml:space="preserve">开关切换动画，状态即时保存</w:t>
+            </w:r>
+          </w:p>
+        </w:tc>
+        <w:tc>
+          <w:tcPr>
+            <w:tcW w:type="dxa" w:w="2040"/>
+            <w:tcBorders>
+              <w:top w:val="single" w:color="BFBFBF" w:sz="1"/>
+              <w:left w:val="single" w:color="BFBFBF" w:sz="1"/>
+              <w:bottom w:val="single" w:color="BFBFBF" w:sz="1"/>
+              <w:right w:val="single" w:color="BFBFBF" w:sz="1"/>
+            </w:tcBorders>
+            <w:tcMar>
+              <w:top w:type="dxa" w:w="60"/>
+              <w:left w:type="dxa" w:w="100"/>
+              <w:bottom w:type="dxa" w:w="60"/>
+              <w:right w:type="dxa" w:w="100"/>
+            </w:tcMar>
+            <w:vAlign w:val="center"/>
+          </w:tcPr>
+          <w:p>
+            <w:r>
+              <w:rPr>
+                <w:sz w:val="20"/>
+                <w:szCs w:val="20"/>
+              </w:rPr>
+              <w:t xml:space="preserve">关闭的模型不参与审核</w:t>
+            </w:r>
+          </w:p>
+        </w:tc>
+      </w:tr>
+      <w:tr>
+        <w:tc>
+          <w:tcPr>
+            <w:tcW w:type="dxa" w:w="2200"/>
+            <w:tcBorders>
+              <w:top w:val="single" w:color="BFBFBF" w:sz="1"/>
+              <w:left w:val="single" w:color="BFBFBF" w:sz="1"/>
+              <w:bottom w:val="single" w:color="BFBFBF" w:sz="1"/>
+              <w:right w:val="single" w:color="BFBFBF" w:sz="1"/>
+            </w:tcBorders>
+            <w:tcMar>
+              <w:top w:type="dxa" w:w="60"/>
+              <w:left w:type="dxa" w:w="100"/>
+              <w:bottom w:type="dxa" w:w="60"/>
+              <w:right w:type="dxa" w:w="100"/>
+            </w:tcMar>
+            <w:vAlign w:val="center"/>
+          </w:tcPr>
+          <w:p>
+            <w:r>
+              <w:rPr>
+                <w:sz w:val="20"/>
+                <w:szCs w:val="20"/>
+              </w:rPr>
+              <w:t xml:space="preserve">检测维度开关</w:t>
+            </w:r>
+          </w:p>
+        </w:tc>
+        <w:tc>
+          <w:tcPr>
+            <w:tcW w:type="dxa" w:w="2360"/>
+            <w:tcBorders>
+              <w:top w:val="single" w:color="BFBFBF" w:sz="1"/>
+              <w:left w:val="single" w:color="BFBFBF" w:sz="1"/>
+              <w:bottom w:val="single" w:color="BFBFBF" w:sz="1"/>
+              <w:right w:val="single" w:color="BFBFBF" w:sz="1"/>
+            </w:tcBorders>
+            <w:tcMar>
+              <w:top w:type="dxa" w:w="60"/>
+              <w:left w:type="dxa" w:w="100"/>
+              <w:bottom w:type="dxa" w:w="60"/>
+              <w:right w:type="dxa" w:w="100"/>
+            </w:tcMar>
+            <w:vAlign w:val="center"/>
+          </w:tcPr>
+          <w:p>
+            <w:r>
+              <w:rPr>
+                <w:sz w:val="20"/>
+                <w:szCs w:val="20"/>
+              </w:rPr>
+              <w:t xml:space="preserve">点击 8 大维度行右侧 toggle</w:t>
+            </w:r>
+          </w:p>
+        </w:tc>
+        <w:tc>
+          <w:tcPr>
+            <w:tcW w:type="dxa" w:w="2760"/>
+            <w:tcBorders>
+              <w:top w:val="single" w:color="BFBFBF" w:sz="1"/>
+              <w:left w:val="single" w:color="BFBFBF" w:sz="1"/>
+              <w:bottom w:val="single" w:color="BFBFBF" w:sz="1"/>
+              <w:right w:val="single" w:color="BFBFBF" w:sz="1"/>
+            </w:tcBorders>
+            <w:tcMar>
+              <w:top w:type="dxa" w:w="60"/>
+              <w:left w:type="dxa" w:w="100"/>
+              <w:bottom w:type="dxa" w:w="60"/>
+              <w:right w:type="dxa" w:w="100"/>
+            </w:tcMar>
+            <w:vAlign w:val="center"/>
+          </w:tcPr>
+          <w:p>
+            <w:r>
+              <w:rPr>
+                <w:sz w:val="20"/>
+                <w:szCs w:val="20"/>
+              </w:rPr>
+              <w:t xml:space="preserve">开关切换，即时生效</w:t>
+            </w:r>
+          </w:p>
+        </w:tc>
+        <w:tc>
+          <w:tcPr>
+            <w:tcW w:type="dxa" w:w="2040"/>
+            <w:tcBorders>
+              <w:top w:val="single" w:color="BFBFBF" w:sz="1"/>
+              <w:left w:val="single" w:color="BFBFBF" w:sz="1"/>
+              <w:bottom w:val="single" w:color="BFBFBF" w:sz="1"/>
+              <w:right w:val="single" w:color="BFBFBF" w:sz="1"/>
+            </w:tcBorders>
+            <w:tcMar>
+              <w:top w:type="dxa" w:w="60"/>
+              <w:left w:type="dxa" w:w="100"/>
+              <w:bottom w:type="dxa" w:w="60"/>
+              <w:right w:type="dxa" w:w="100"/>
+            </w:tcMar>
+            <w:vAlign w:val="center"/>
+          </w:tcPr>
+          <w:p>
+            <w:r>
+              <w:rPr>
+                <w:sz w:val="20"/>
+                <w:szCs w:val="20"/>
+              </w:rPr>
+              <w:t xml:space="preserve">关闭维度跳过该类检测</w:t>
+            </w:r>
+          </w:p>
+        </w:tc>
+      </w:tr>
+      <w:tr>
+        <w:tc>
+          <w:tcPr>
+            <w:tcW w:type="dxa" w:w="2200"/>
+            <w:tcBorders>
+              <w:top w:val="single" w:color="BFBFBF" w:sz="1"/>
+              <w:left w:val="single" w:color="BFBFBF" w:sz="1"/>
+              <w:bottom w:val="single" w:color="BFBFBF" w:sz="1"/>
+              <w:right w:val="single" w:color="BFBFBF" w:sz="1"/>
+            </w:tcBorders>
+            <w:tcMar>
+              <w:top w:type="dxa" w:w="60"/>
+              <w:left w:type="dxa" w:w="100"/>
+              <w:bottom w:type="dxa" w:w="60"/>
+              <w:right w:type="dxa" w:w="100"/>
+            </w:tcMar>
+            <w:vAlign w:val="center"/>
+          </w:tcPr>
+          <w:p>
+            <w:r>
+              <w:rPr>
+                <w:sz w:val="20"/>
+                <w:szCs w:val="20"/>
+              </w:rPr>
+              <w:t xml:space="preserve">阈值配置</w:t>
+            </w:r>
+          </w:p>
+        </w:tc>
+        <w:tc>
+          <w:tcPr>
+            <w:tcW w:type="dxa" w:w="2360"/>
+            <w:tcBorders>
+              <w:top w:val="single" w:color="BFBFBF" w:sz="1"/>
+              <w:left w:val="single" w:color="BFBFBF" w:sz="1"/>
+              <w:bottom w:val="single" w:color="BFBFBF" w:sz="1"/>
+              <w:right w:val="single" w:color="BFBFBF" w:sz="1"/>
+            </w:tcBorders>
+            <w:tcMar>
+              <w:top w:type="dxa" w:w="60"/>
+              <w:left w:type="dxa" w:w="100"/>
+              <w:bottom w:type="dxa" w:w="60"/>
+              <w:right w:type="dxa" w:w="100"/>
+            </w:tcMar>
+            <w:vAlign w:val="center"/>
+          </w:tcPr>
+          <w:p>
+            <w:r>
+              <w:rPr>
+                <w:sz w:val="20"/>
+                <w:szCs w:val="20"/>
+              </w:rPr>
+              <w:t xml:space="preserve">输入模型置信度阈值（0-1）</w:t>
+            </w:r>
+          </w:p>
+        </w:tc>
+        <w:tc>
+          <w:tcPr>
+            <w:tcW w:type="dxa" w:w="2760"/>
+            <w:tcBorders>
+              <w:top w:val="single" w:color="BFBFBF" w:sz="1"/>
+              <w:left w:val="single" w:color="BFBFBF" w:sz="1"/>
+              <w:bottom w:val="single" w:color="BFBFBF" w:sz="1"/>
+              <w:right w:val="single" w:color="BFBFBF" w:sz="1"/>
+            </w:tcBorders>
+            <w:tcMar>
+              <w:top w:type="dxa" w:w="60"/>
+              <w:left w:type="dxa" w:w="100"/>
+              <w:bottom w:type="dxa" w:w="60"/>
+              <w:right w:type="dxa" w:w="100"/>
+            </w:tcMar>
+            <w:vAlign w:val="center"/>
+          </w:tcPr>
+          <w:p>
+            <w:r>
+              <w:rPr>
+                <w:sz w:val="20"/>
+                <w:szCs w:val="20"/>
+              </w:rPr>
+              <w:t xml:space="preserve">阈值变更影响 AI 判定严格度</w:t>
+            </w:r>
+          </w:p>
+        </w:tc>
+        <w:tc>
+          <w:tcPr>
+            <w:tcW w:type="dxa" w:w="2040"/>
+            <w:tcBorders>
+              <w:top w:val="single" w:color="BFBFBF" w:sz="1"/>
+              <w:left w:val="single" w:color="BFBFBF" w:sz="1"/>
+              <w:bottom w:val="single" w:color="BFBFBF" w:sz="1"/>
+              <w:right w:val="single" w:color="BFBFBF" w:sz="1"/>
+            </w:tcBorders>
+            <w:tcMar>
+              <w:top w:type="dxa" w:w="60"/>
+              <w:left w:type="dxa" w:w="100"/>
+              <w:bottom w:type="dxa" w:w="60"/>
+              <w:right w:type="dxa" w:w="100"/>
+            </w:tcMar>
+            <w:vAlign w:val="center"/>
+          </w:tcPr>
+          <w:p>
+            <w:r>
+              <w:rPr>
+                <w:sz w:val="20"/>
+                <w:szCs w:val="20"/>
+              </w:rPr>
+              <w:t xml:space="preserve">阈值越低越严格</w:t>
+            </w:r>
+          </w:p>
+        </w:tc>
+      </w:tr>
+      <w:tr>
+        <w:tc>
+          <w:tcPr>
+            <w:tcW w:type="dxa" w:w="2200"/>
+            <w:tcBorders>
+              <w:top w:val="single" w:color="BFBFBF" w:sz="1"/>
+              <w:left w:val="single" w:color="BFBFBF" w:sz="1"/>
+              <w:bottom w:val="single" w:color="BFBFBF" w:sz="1"/>
+              <w:right w:val="single" w:color="BFBFBF" w:sz="1"/>
+            </w:tcBorders>
+            <w:tcMar>
+              <w:top w:type="dxa" w:w="60"/>
+              <w:left w:type="dxa" w:w="100"/>
+              <w:bottom w:type="dxa" w:w="60"/>
+              <w:right w:type="dxa" w:w="100"/>
+            </w:tcMar>
+            <w:vAlign w:val="center"/>
+          </w:tcPr>
+          <w:p>
+            <w:r>
+              <w:rPr>
+                <w:sz w:val="20"/>
+                <w:szCs w:val="20"/>
+              </w:rPr>
+              <w:t xml:space="preserve">调用时机查看</w:t>
+            </w:r>
+          </w:p>
+        </w:tc>
+        <w:tc>
+          <w:tcPr>
+            <w:tcW w:type="dxa" w:w="2360"/>
+            <w:tcBorders>
+              <w:top w:val="single" w:color="BFBFBF" w:sz="1"/>
+              <w:left w:val="single" w:color="BFBFBF" w:sz="1"/>
+              <w:bottom w:val="single" w:color="BFBFBF" w:sz="1"/>
+              <w:right w:val="single" w:color="BFBFBF" w:sz="1"/>
+            </w:tcBorders>
+            <w:tcMar>
+              <w:top w:type="dxa" w:w="60"/>
+              <w:left w:type="dxa" w:w="100"/>
+              <w:bottom w:type="dxa" w:w="60"/>
+              <w:right w:type="dxa" w:w="100"/>
+            </w:tcMar>
+            <w:vAlign w:val="center"/>
+          </w:tcPr>
+          <w:p>
+            <w:r>
+              <w:rPr>
+                <w:sz w:val="20"/>
+                <w:szCs w:val="20"/>
+              </w:rPr>
+              <w:t xml:space="preserve">查看「调用时机编排」表格</w:t>
+            </w:r>
+          </w:p>
+        </w:tc>
+        <w:tc>
+          <w:tcPr>
+            <w:tcW w:type="dxa" w:w="2760"/>
+            <w:tcBorders>
+              <w:top w:val="single" w:color="BFBFBF" w:sz="1"/>
+              <w:left w:val="single" w:color="BFBFBF" w:sz="1"/>
+              <w:bottom w:val="single" w:color="BFBFBF" w:sz="1"/>
+              <w:right w:val="single" w:color="BFBFBF" w:sz="1"/>
+            </w:tcBorders>
+            <w:tcMar>
+              <w:top w:type="dxa" w:w="60"/>
+              <w:left w:type="dxa" w:w="100"/>
+              <w:bottom w:type="dxa" w:w="60"/>
+              <w:right w:type="dxa" w:w="100"/>
+            </w:tcMar>
+            <w:vAlign w:val="center"/>
+          </w:tcPr>
+          <w:p>
+            <w:r>
+              <w:rPr>
+                <w:sz w:val="20"/>
+                <w:szCs w:val="20"/>
+              </w:rPr>
+              <w:t xml:space="preserve">展示各时机触发的模型</w:t>
+            </w:r>
+          </w:p>
+        </w:tc>
+        <w:tc>
+          <w:tcPr>
+            <w:tcW w:type="dxa" w:w="2040"/>
+            <w:tcBorders>
+              <w:top w:val="single" w:color="BFBFBF" w:sz="1"/>
+              <w:left w:val="single" w:color="BFBFBF" w:sz="1"/>
+              <w:bottom w:val="single" w:color="BFBFBF" w:sz="1"/>
+              <w:right w:val="single" w:color="BFBFBF" w:sz="1"/>
+            </w:tcBorders>
+            <w:tcMar>
+              <w:top w:type="dxa" w:w="60"/>
+              <w:left w:type="dxa" w:w="100"/>
+              <w:bottom w:type="dxa" w:w="60"/>
+              <w:right w:type="dxa" w:w="100"/>
+            </w:tcMar>
+            <w:vAlign w:val="center"/>
+          </w:tcPr>
+          <w:p>
+            <w:r>
+              <w:rPr>
+                <w:sz w:val="20"/>
+                <w:szCs w:val="20"/>
+              </w:rPr>
+              <w:t xml:space="preserve">只读展示</w:t>
+            </w:r>
+          </w:p>
+        </w:tc>
+      </w:tr>
+    </w:tbl>
+    <w:p>
+      <w:pPr>
+        <w:pStyle w:val="Heading2"/>
+      </w:pPr>
+      <w:r>
+        <w:t xml:space="preserve">5.4 审核流程交互说明（创作者侧）</w:t>
+      </w:r>
+    </w:p>
+    <w:p>
+      <w:pPr>
+        <w:spacing w:after="120"/>
+      </w:pPr>
+      <w:r>
+        <w:t xml:space="preserve">创作者在角色/场景/道具生图或分镜视频脚本输入提示词时，系统实时执行三层审核并以可视化方式反馈结果。</w:t>
+      </w:r>
+    </w:p>
+    <w:p>
+      <w:pPr>
+        <w:pStyle w:val="Heading3"/>
+      </w:pPr>
+      <w:r>
+        <w:t xml:space="preserve">5.4.1 实时检测交互</w:t>
+      </w:r>
+    </w:p>
+    <w:tbl>
+      <w:tblPr>
+        <w:tblW w:type="dxa" w:w="9360"/>
+        <w:tblBorders>
+          <w:top w:val="single" w:color="auto" w:sz="4"/>
+          <w:left w:val="single" w:color="auto" w:sz="4"/>
+          <w:bottom w:val="single" w:color="auto" w:sz="4"/>
+          <w:right w:val="single" w:color="auto" w:sz="4"/>
+          <w:insideH w:val="single" w:color="auto" w:sz="4"/>
+          <w:insideV w:val="single" w:color="auto" w:sz="4"/>
+        </w:tblBorders>
+      </w:tblPr>
+      <w:tblGrid>
+        <w:gridCol w:w="2200"/>
+        <w:gridCol w:w="2360"/>
+        <w:gridCol w:w="2760"/>
+        <w:gridCol w:w="2040"/>
+      </w:tblGrid>
+      <w:tr>
+        <w:trPr>
+          <w:tblHeader/>
+        </w:trPr>
+        <w:tc>
+          <w:tcPr>
+            <w:tcW w:type="dxa" w:w="2200"/>
+            <w:tcBorders>
+              <w:top w:val="single" w:color="BFBFBF" w:sz="1"/>
+              <w:left w:val="single" w:color="BFBFBF" w:sz="1"/>
+              <w:bottom w:val="single" w:color="BFBFBF" w:sz="1"/>
+              <w:right w:val="single" w:color="BFBFBF" w:sz="1"/>
+            </w:tcBorders>
+            <w:shd w:fill="D5E8F0" w:val="clear"/>
+            <w:tcMar>
+              <w:top w:type="dxa" w:w="60"/>
+              <w:left w:type="dxa" w:w="100"/>
+              <w:bottom w:type="dxa" w:w="60"/>
+              <w:right w:type="dxa" w:w="100"/>
+            </w:tcMar>
+            <w:vAlign w:val="center"/>
+          </w:tcPr>
+          <w:p>
+            <w:r>
+              <w:rPr>
+                <w:b/>
+                <w:bCs/>
+                <w:sz w:val="20"/>
+                <w:szCs w:val="20"/>
+              </w:rPr>
+              <w:t xml:space="preserve">交互场景</w:t>
+            </w:r>
+          </w:p>
+        </w:tc>
+        <w:tc>
+          <w:tcPr>
+            <w:tcW w:type="dxa" w:w="2360"/>
+            <w:tcBorders>
+              <w:top w:val="single" w:color="BFBFBF" w:sz="1"/>
+              <w:left w:val="single" w:color="BFBFBF" w:sz="1"/>
+              <w:bottom w:val="single" w:color="BFBFBF" w:sz="1"/>
+              <w:right w:val="single" w:color="BFBFBF" w:sz="1"/>
+            </w:tcBorders>
+            <w:shd w:fill="D5E8F0" w:val="clear"/>
+            <w:tcMar>
+              <w:top w:type="dxa" w:w="60"/>
+              <w:left w:type="dxa" w:w="100"/>
+              <w:bottom w:type="dxa" w:w="60"/>
+              <w:right w:type="dxa" w:w="100"/>
+            </w:tcMar>
+            <w:vAlign w:val="center"/>
+          </w:tcPr>
+          <w:p>
+            <w:r>
+              <w:rPr>
+                <w:b/>
+                <w:bCs/>
+                <w:sz w:val="20"/>
+                <w:szCs w:val="20"/>
+              </w:rPr>
+              <w:t xml:space="preserve">操作方式</w:t>
+            </w:r>
+          </w:p>
+        </w:tc>
+        <w:tc>
+          <w:tcPr>
+            <w:tcW w:type="dxa" w:w="2760"/>
+            <w:tcBorders>
+              <w:top w:val="single" w:color="BFBFBF" w:sz="1"/>
+              <w:left w:val="single" w:color="BFBFBF" w:sz="1"/>
+              <w:bottom w:val="single" w:color="BFBFBF" w:sz="1"/>
+              <w:right w:val="single" w:color="BFBFBF" w:sz="1"/>
+            </w:tcBorders>
+            <w:shd w:fill="D5E8F0" w:val="clear"/>
+            <w:tcMar>
+              <w:top w:type="dxa" w:w="60"/>
+              <w:left w:type="dxa" w:w="100"/>
+              <w:bottom w:type="dxa" w:w="60"/>
+              <w:right w:type="dxa" w:w="100"/>
+            </w:tcMar>
+            <w:vAlign w:val="center"/>
+          </w:tcPr>
+          <w:p>
+            <w:r>
+              <w:rPr>
+                <w:b/>
+                <w:bCs/>
+                <w:sz w:val="20"/>
+                <w:szCs w:val="20"/>
+              </w:rPr>
+              <w:t xml:space="preserve">界面反馈</w:t>
+            </w:r>
+          </w:p>
+        </w:tc>
+        <w:tc>
+          <w:tcPr>
+            <w:tcW w:type="dxa" w:w="2040"/>
+            <w:tcBorders>
+              <w:top w:val="single" w:color="BFBFBF" w:sz="1"/>
+              <w:left w:val="single" w:color="BFBFBF" w:sz="1"/>
+              <w:bottom w:val="single" w:color="BFBFBF" w:sz="1"/>
+              <w:right w:val="single" w:color="BFBFBF" w:sz="1"/>
+            </w:tcBorders>
+            <w:shd w:fill="D5E8F0" w:val="clear"/>
+            <w:tcMar>
+              <w:top w:type="dxa" w:w="60"/>
+              <w:left w:type="dxa" w:w="100"/>
+              <w:bottom w:type="dxa" w:w="60"/>
+              <w:right w:type="dxa" w:w="100"/>
+            </w:tcMar>
+            <w:vAlign w:val="center"/>
+          </w:tcPr>
+          <w:p>
+            <w:r>
+              <w:rPr>
+                <w:b/>
+                <w:bCs/>
+                <w:sz w:val="20"/>
+                <w:szCs w:val="20"/>
+              </w:rPr>
+              <w:t xml:space="preserve">状态流转</w:t>
+            </w:r>
+          </w:p>
+        </w:tc>
+      </w:tr>
+      <w:tr>
+        <w:tc>
+          <w:tcPr>
+            <w:tcW w:type="dxa" w:w="2200"/>
+            <w:tcBorders>
+              <w:top w:val="single" w:color="BFBFBF" w:sz="1"/>
+              <w:left w:val="single" w:color="BFBFBF" w:sz="1"/>
+              <w:bottom w:val="single" w:color="BFBFBF" w:sz="1"/>
+              <w:right w:val="single" w:color="BFBFBF" w:sz="1"/>
+            </w:tcBorders>
+            <w:tcMar>
+              <w:top w:type="dxa" w:w="60"/>
+              <w:left w:type="dxa" w:w="100"/>
+              <w:bottom w:type="dxa" w:w="60"/>
+              <w:right w:type="dxa" w:w="100"/>
+            </w:tcMar>
+            <w:vAlign w:val="center"/>
+          </w:tcPr>
+          <w:p>
+            <w:r>
+              <w:rPr>
+                <w:sz w:val="20"/>
+                <w:szCs w:val="20"/>
+              </w:rPr>
+              <w:t xml:space="preserve">输入即检测</w:t>
+            </w:r>
+          </w:p>
+        </w:tc>
+        <w:tc>
+          <w:tcPr>
+            <w:tcW w:type="dxa" w:w="2360"/>
+            <w:tcBorders>
+              <w:top w:val="single" w:color="BFBFBF" w:sz="1"/>
+              <w:left w:val="single" w:color="BFBFBF" w:sz="1"/>
+              <w:bottom w:val="single" w:color="BFBFBF" w:sz="1"/>
+              <w:right w:val="single" w:color="BFBFBF" w:sz="1"/>
+            </w:tcBorders>
+            <w:tcMar>
+              <w:top w:type="dxa" w:w="60"/>
+              <w:left w:type="dxa" w:w="100"/>
+              <w:bottom w:type="dxa" w:w="60"/>
+              <w:right w:type="dxa" w:w="100"/>
+            </w:tcMar>
+            <w:vAlign w:val="center"/>
+          </w:tcPr>
+          <w:p>
+            <w:r>
+              <w:rPr>
+                <w:sz w:val="20"/>
+                <w:szCs w:val="20"/>
+              </w:rPr>
+              <w:t xml:space="preserve">在提示词输入框输入文本</w:t>
+            </w:r>
+          </w:p>
+        </w:tc>
+        <w:tc>
+          <w:tcPr>
+            <w:tcW w:type="dxa" w:w="2760"/>
+            <w:tcBorders>
+              <w:top w:val="single" w:color="BFBFBF" w:sz="1"/>
+              <w:left w:val="single" w:color="BFBFBF" w:sz="1"/>
+              <w:bottom w:val="single" w:color="BFBFBF" w:sz="1"/>
+              <w:right w:val="single" w:color="BFBFBF" w:sz="1"/>
+            </w:tcBorders>
+            <w:tcMar>
+              <w:top w:type="dxa" w:w="60"/>
+              <w:left w:type="dxa" w:w="100"/>
+              <w:bottom w:type="dxa" w:w="60"/>
+              <w:right w:type="dxa" w:w="100"/>
+            </w:tcMar>
+            <w:vAlign w:val="center"/>
+          </w:tcPr>
+          <w:p>
+            <w:r>
+              <w:rPr>
+                <w:sz w:val="20"/>
+                <w:szCs w:val="20"/>
+              </w:rPr>
+              <w:t xml:space="preserve">实时高亮命中词：红=高危/黄=中危/蓝=低危</w:t>
+            </w:r>
+          </w:p>
+        </w:tc>
+        <w:tc>
+          <w:tcPr>
+            <w:tcW w:type="dxa" w:w="2040"/>
+            <w:tcBorders>
+              <w:top w:val="single" w:color="BFBFBF" w:sz="1"/>
+              <w:left w:val="single" w:color="BFBFBF" w:sz="1"/>
+              <w:bottom w:val="single" w:color="BFBFBF" w:sz="1"/>
+              <w:right w:val="single" w:color="BFBFBF" w:sz="1"/>
+            </w:tcBorders>
+            <w:tcMar>
+              <w:top w:type="dxa" w:w="60"/>
+              <w:left w:type="dxa" w:w="100"/>
+              <w:bottom w:type="dxa" w:w="60"/>
+              <w:right w:type="dxa" w:w="100"/>
+            </w:tcMar>
+            <w:vAlign w:val="center"/>
+          </w:tcPr>
+          <w:p>
+            <w:r>
+              <w:rPr>
+                <w:sz w:val="20"/>
+                <w:szCs w:val="20"/>
+              </w:rPr>
+              <w:t xml:space="preserve">输入停止后 200ms 内触发检测</w:t>
+            </w:r>
+          </w:p>
+        </w:tc>
+      </w:tr>
+      <w:tr>
+        <w:tc>
+          <w:tcPr>
+            <w:tcW w:type="dxa" w:w="2200"/>
+            <w:tcBorders>
+              <w:top w:val="single" w:color="BFBFBF" w:sz="1"/>
+              <w:left w:val="single" w:color="BFBFBF" w:sz="1"/>
+              <w:bottom w:val="single" w:color="BFBFBF" w:sz="1"/>
+              <w:right w:val="single" w:color="BFBFBF" w:sz="1"/>
+            </w:tcBorders>
+            <w:tcMar>
+              <w:top w:type="dxa" w:w="60"/>
+              <w:left w:type="dxa" w:w="100"/>
+              <w:bottom w:type="dxa" w:w="60"/>
+              <w:right w:type="dxa" w:w="100"/>
+            </w:tcMar>
+            <w:vAlign w:val="center"/>
+          </w:tcPr>
+          <w:p>
+            <w:r>
+              <w:rPr>
+                <w:sz w:val="20"/>
+                <w:szCs w:val="20"/>
+              </w:rPr>
+              <w:t xml:space="preserve">L1 命中展示</w:t>
+            </w:r>
+          </w:p>
+        </w:tc>
+        <w:tc>
+          <w:tcPr>
+            <w:tcW w:type="dxa" w:w="2360"/>
+            <w:tcBorders>
+              <w:top w:val="single" w:color="BFBFBF" w:sz="1"/>
+              <w:left w:val="single" w:color="BFBFBF" w:sz="1"/>
+              <w:bottom w:val="single" w:color="BFBFBF" w:sz="1"/>
+              <w:right w:val="single" w:color="BFBFBF" w:sz="1"/>
+            </w:tcBorders>
+            <w:tcMar>
+              <w:top w:type="dxa" w:w="60"/>
+              <w:left w:type="dxa" w:w="100"/>
+              <w:bottom w:type="dxa" w:w="60"/>
+              <w:right w:type="dxa" w:w="100"/>
+            </w:tcMar>
+            <w:vAlign w:val="center"/>
+          </w:tcPr>
+          <w:p>
+            <w:r>
+              <w:rPr>
+                <w:sz w:val="20"/>
+                <w:szCs w:val="20"/>
+              </w:rPr>
+              <w:t xml:space="preserve">命中词下方展示命中列表</w:t>
+            </w:r>
+          </w:p>
+        </w:tc>
+        <w:tc>
+          <w:tcPr>
+            <w:tcW w:type="dxa" w:w="2760"/>
+            <w:tcBorders>
+              <w:top w:val="single" w:color="BFBFBF" w:sz="1"/>
+              <w:left w:val="single" w:color="BFBFBF" w:sz="1"/>
+              <w:bottom w:val="single" w:color="BFBFBF" w:sz="1"/>
+              <w:right w:val="single" w:color="BFBFBF" w:sz="1"/>
+            </w:tcBorders>
+            <w:tcMar>
+              <w:top w:type="dxa" w:w="60"/>
+              <w:left w:type="dxa" w:w="100"/>
+              <w:bottom w:type="dxa" w:w="60"/>
+              <w:right w:type="dxa" w:w="100"/>
+            </w:tcMar>
+            <w:vAlign w:val="center"/>
+          </w:tcPr>
+          <w:p>
+            <w:r>
+              <w:rPr>
+                <w:sz w:val="20"/>
+                <w:szCs w:val="20"/>
+              </w:rPr>
+              <w:t xml:space="preserve">每条：等级标签+敏感词+分类+自定义标记</w:t>
+            </w:r>
+          </w:p>
+        </w:tc>
+        <w:tc>
+          <w:tcPr>
+            <w:tcW w:type="dxa" w:w="2040"/>
+            <w:tcBorders>
+              <w:top w:val="single" w:color="BFBFBF" w:sz="1"/>
+              <w:left w:val="single" w:color="BFBFBF" w:sz="1"/>
+              <w:bottom w:val="single" w:color="BFBFBF" w:sz="1"/>
+              <w:right w:val="single" w:color="BFBFBF" w:sz="1"/>
+            </w:tcBorders>
+            <w:tcMar>
+              <w:top w:type="dxa" w:w="60"/>
+              <w:left w:type="dxa" w:w="100"/>
+              <w:bottom w:type="dxa" w:w="60"/>
+              <w:right w:type="dxa" w:w="100"/>
+            </w:tcMar>
+            <w:vAlign w:val="center"/>
+          </w:tcPr>
+          <w:p>
+            <w:r>
+              <w:rPr>
+                <w:sz w:val="20"/>
+                <w:szCs w:val="20"/>
+              </w:rPr>
+              <w:t xml:space="preserve">自定义词命中带绿色「自定义」标</w:t>
+            </w:r>
+          </w:p>
+        </w:tc>
+      </w:tr>
+      <w:tr>
+        <w:tc>
+          <w:tcPr>
+            <w:tcW w:type="dxa" w:w="2200"/>
+            <w:tcBorders>
+              <w:top w:val="single" w:color="BFBFBF" w:sz="1"/>
+              <w:left w:val="single" w:color="BFBFBF" w:sz="1"/>
+              <w:bottom w:val="single" w:color="BFBFBF" w:sz="1"/>
+              <w:right w:val="single" w:color="BFBFBF" w:sz="1"/>
+            </w:tcBorders>
+            <w:tcMar>
+              <w:top w:type="dxa" w:w="60"/>
+              <w:left w:type="dxa" w:w="100"/>
+              <w:bottom w:type="dxa" w:w="60"/>
+              <w:right w:type="dxa" w:w="100"/>
+            </w:tcMar>
+            <w:vAlign w:val="center"/>
+          </w:tcPr>
+          <w:p>
+            <w:r>
+              <w:rPr>
+                <w:sz w:val="20"/>
+                <w:szCs w:val="20"/>
+              </w:rPr>
+              <w:t xml:space="preserve">L2 规则触发</w:t>
+            </w:r>
+          </w:p>
+        </w:tc>
+        <w:tc>
+          <w:tcPr>
+            <w:tcW w:type="dxa" w:w="2360"/>
+            <w:tcBorders>
+              <w:top w:val="single" w:color="BFBFBF" w:sz="1"/>
+              <w:left w:val="single" w:color="BFBFBF" w:sz="1"/>
+              <w:bottom w:val="single" w:color="BFBFBF" w:sz="1"/>
+              <w:right w:val="single" w:color="BFBFBF" w:sz="1"/>
+            </w:tcBorders>
+            <w:tcMar>
+              <w:top w:type="dxa" w:w="60"/>
+              <w:left w:type="dxa" w:w="100"/>
+              <w:bottom w:type="dxa" w:w="60"/>
+              <w:right w:type="dxa" w:w="100"/>
+            </w:tcMar>
+            <w:vAlign w:val="center"/>
+          </w:tcPr>
+          <w:p>
+            <w:r>
+              <w:rPr>
+                <w:sz w:val="20"/>
+                <w:szCs w:val="20"/>
+              </w:rPr>
+              <w:t xml:space="preserve">展示触发的规则列表</w:t>
+            </w:r>
+          </w:p>
+        </w:tc>
+        <w:tc>
+          <w:tcPr>
+            <w:tcW w:type="dxa" w:w="2760"/>
+            <w:tcBorders>
+              <w:top w:val="single" w:color="BFBFBF" w:sz="1"/>
+              <w:left w:val="single" w:color="BFBFBF" w:sz="1"/>
+              <w:bottom w:val="single" w:color="BFBFBF" w:sz="1"/>
+              <w:right w:val="single" w:color="BFBFBF" w:sz="1"/>
+            </w:tcBorders>
+            <w:tcMar>
+              <w:top w:type="dxa" w:w="60"/>
+              <w:left w:type="dxa" w:w="100"/>
+              <w:bottom w:type="dxa" w:w="60"/>
+              <w:right w:type="dxa" w:w="100"/>
+            </w:tcMar>
+            <w:vAlign w:val="center"/>
+          </w:tcPr>
+          <w:p>
+            <w:r>
+              <w:rPr>
+                <w:sz w:val="20"/>
+                <w:szCs w:val="20"/>
+              </w:rPr>
+              <w:t xml:space="preserve">每条：动作标签+规则名+加分</w:t>
+            </w:r>
+          </w:p>
+        </w:tc>
+        <w:tc>
+          <w:tcPr>
+            <w:tcW w:type="dxa" w:w="2040"/>
+            <w:tcBorders>
+              <w:top w:val="single" w:color="BFBFBF" w:sz="1"/>
+              <w:left w:val="single" w:color="BFBFBF" w:sz="1"/>
+              <w:bottom w:val="single" w:color="BFBFBF" w:sz="1"/>
+              <w:right w:val="single" w:color="BFBFBF" w:sz="1"/>
+            </w:tcBorders>
+            <w:tcMar>
+              <w:top w:type="dxa" w:w="60"/>
+              <w:left w:type="dxa" w:w="100"/>
+              <w:bottom w:type="dxa" w:w="60"/>
+              <w:right w:type="dxa" w:w="100"/>
+            </w:tcMar>
+            <w:vAlign w:val="center"/>
+          </w:tcPr>
+          <w:p>
+            <w:r>
+              <w:rPr>
+                <w:sz w:val="20"/>
+                <w:szCs w:val="20"/>
+              </w:rPr>
+              <w:t xml:space="preserve">推断上下文以 pill 标签展示</w:t>
+            </w:r>
+          </w:p>
+        </w:tc>
+      </w:tr>
+      <w:tr>
+        <w:tc>
+          <w:tcPr>
+            <w:tcW w:type="dxa" w:w="2200"/>
+            <w:tcBorders>
+              <w:top w:val="single" w:color="BFBFBF" w:sz="1"/>
+              <w:left w:val="single" w:color="BFBFBF" w:sz="1"/>
+              <w:bottom w:val="single" w:color="BFBFBF" w:sz="1"/>
+              <w:right w:val="single" w:color="BFBFBF" w:sz="1"/>
+            </w:tcBorders>
+            <w:tcMar>
+              <w:top w:type="dxa" w:w="60"/>
+              <w:left w:type="dxa" w:w="100"/>
+              <w:bottom w:type="dxa" w:w="60"/>
+              <w:right w:type="dxa" w:w="100"/>
+            </w:tcMar>
+            <w:vAlign w:val="center"/>
+          </w:tcPr>
+          <w:p>
+            <w:r>
+              <w:rPr>
+                <w:sz w:val="20"/>
+                <w:szCs w:val="20"/>
+              </w:rPr>
+              <w:t xml:space="preserve">L3 AI 判定（Phase 2）</w:t>
+            </w:r>
+          </w:p>
+        </w:tc>
+        <w:tc>
+          <w:tcPr>
+            <w:tcW w:type="dxa" w:w="2360"/>
+            <w:tcBorders>
+              <w:top w:val="single" w:color="BFBFBF" w:sz="1"/>
+              <w:left w:val="single" w:color="BFBFBF" w:sz="1"/>
+              <w:bottom w:val="single" w:color="BFBFBF" w:sz="1"/>
+              <w:right w:val="single" w:color="BFBFBF" w:sz="1"/>
+            </w:tcBorders>
+            <w:tcMar>
+              <w:top w:type="dxa" w:w="60"/>
+              <w:left w:type="dxa" w:w="100"/>
+              <w:bottom w:type="dxa" w:w="60"/>
+              <w:right w:type="dxa" w:w="100"/>
+            </w:tcMar>
+            <w:vAlign w:val="center"/>
+          </w:tcPr>
+          <w:p>
+            <w:r>
+              <w:rPr>
+                <w:sz w:val="20"/>
+                <w:szCs w:val="20"/>
+              </w:rPr>
+              <w:t xml:space="preserve">展示 AI 命中维度</w:t>
+            </w:r>
+          </w:p>
+        </w:tc>
+        <w:tc>
+          <w:tcPr>
+            <w:tcW w:type="dxa" w:w="2760"/>
+            <w:tcBorders>
+              <w:top w:val="single" w:color="BFBFBF" w:sz="1"/>
+              <w:left w:val="single" w:color="BFBFBF" w:sz="1"/>
+              <w:bottom w:val="single" w:color="BFBFBF" w:sz="1"/>
+              <w:right w:val="single" w:color="BFBFBF" w:sz="1"/>
+            </w:tcBorders>
+            <w:tcMar>
+              <w:top w:type="dxa" w:w="60"/>
+              <w:left w:type="dxa" w:w="100"/>
+              <w:bottom w:type="dxa" w:w="60"/>
+              <w:right w:type="dxa" w:w="100"/>
+            </w:tcMar>
+            <w:vAlign w:val="center"/>
+          </w:tcPr>
+          <w:p>
+            <w:r>
+              <w:rPr>
+                <w:sz w:val="20"/>
+                <w:szCs w:val="20"/>
+              </w:rPr>
+              <w:t xml:space="preserve">每条：维度标签+检测结果+风险等级</w:t>
+            </w:r>
+          </w:p>
+        </w:tc>
+        <w:tc>
+          <w:tcPr>
+            <w:tcW w:type="dxa" w:w="2040"/>
+            <w:tcBorders>
+              <w:top w:val="single" w:color="BFBFBF" w:sz="1"/>
+              <w:left w:val="single" w:color="BFBFBF" w:sz="1"/>
+              <w:bottom w:val="single" w:color="BFBFBF" w:sz="1"/>
+              <w:right w:val="single" w:color="BFBFBF" w:sz="1"/>
+            </w:tcBorders>
+            <w:tcMar>
+              <w:top w:type="dxa" w:w="60"/>
+              <w:left w:type="dxa" w:w="100"/>
+              <w:bottom w:type="dxa" w:w="60"/>
+              <w:right w:type="dxa" w:w="100"/>
+            </w:tcMar>
+            <w:vAlign w:val="center"/>
+          </w:tcPr>
+          <w:p>
+            <w:r>
+              <w:rPr>
+                <w:sz w:val="20"/>
+                <w:szCs w:val="20"/>
+              </w:rPr>
+              <w:t xml:space="preserve">无命中时显示「L3 语义检测通过」</w:t>
+            </w:r>
+          </w:p>
+        </w:tc>
+      </w:tr>
+      <w:tr>
+        <w:tc>
+          <w:tcPr>
+            <w:tcW w:type="dxa" w:w="2200"/>
+            <w:tcBorders>
+              <w:top w:val="single" w:color="BFBFBF" w:sz="1"/>
+              <w:left w:val="single" w:color="BFBFBF" w:sz="1"/>
+              <w:bottom w:val="single" w:color="BFBFBF" w:sz="1"/>
+              <w:right w:val="single" w:color="BFBFBF" w:sz="1"/>
+            </w:tcBorders>
+            <w:tcMar>
+              <w:top w:type="dxa" w:w="60"/>
+              <w:left w:type="dxa" w:w="100"/>
+              <w:bottom w:type="dxa" w:w="60"/>
+              <w:right w:type="dxa" w:w="100"/>
+            </w:tcMar>
+            <w:vAlign w:val="center"/>
+          </w:tcPr>
+          <w:p>
+            <w:r>
+              <w:rPr>
+                <w:sz w:val="20"/>
+                <w:szCs w:val="20"/>
+              </w:rPr>
+              <w:t xml:space="preserve">风险维度可视化</w:t>
+            </w:r>
+          </w:p>
+        </w:tc>
+        <w:tc>
+          <w:tcPr>
+            <w:tcW w:type="dxa" w:w="2360"/>
+            <w:tcBorders>
+              <w:top w:val="single" w:color="BFBFBF" w:sz="1"/>
+              <w:left w:val="single" w:color="BFBFBF" w:sz="1"/>
+              <w:bottom w:val="single" w:color="BFBFBF" w:sz="1"/>
+              <w:right w:val="single" w:color="BFBFBF" w:sz="1"/>
+            </w:tcBorders>
+            <w:tcMar>
+              <w:top w:type="dxa" w:w="60"/>
+              <w:left w:type="dxa" w:w="100"/>
+              <w:bottom w:type="dxa" w:w="60"/>
+              <w:right w:type="dxa" w:w="100"/>
+            </w:tcMar>
+            <w:vAlign w:val="center"/>
+          </w:tcPr>
+          <w:p>
+            <w:r>
+              <w:rPr>
+                <w:sz w:val="20"/>
+                <w:szCs w:val="20"/>
+              </w:rPr>
+              <w:t xml:space="preserve">展示 6 维风险条形图</w:t>
+            </w:r>
+          </w:p>
+        </w:tc>
+        <w:tc>
+          <w:tcPr>
+            <w:tcW w:type="dxa" w:w="2760"/>
+            <w:tcBorders>
+              <w:top w:val="single" w:color="BFBFBF" w:sz="1"/>
+              <w:left w:val="single" w:color="BFBFBF" w:sz="1"/>
+              <w:bottom w:val="single" w:color="BFBFBF" w:sz="1"/>
+              <w:right w:val="single" w:color="BFBFBF" w:sz="1"/>
+            </w:tcBorders>
+            <w:tcMar>
+              <w:top w:type="dxa" w:w="60"/>
+              <w:left w:type="dxa" w:w="100"/>
+              <w:bottom w:type="dxa" w:w="60"/>
+              <w:right w:type="dxa" w:w="100"/>
+            </w:tcMar>
+            <w:vAlign w:val="center"/>
+          </w:tcPr>
+          <w:p>
+            <w:r>
+              <w:rPr>
+                <w:sz w:val="20"/>
+                <w:szCs w:val="20"/>
+              </w:rPr>
+              <w:t xml:space="preserve">各维度得分条（关键词/语义/人物/版权/素材/结果）</w:t>
+            </w:r>
+          </w:p>
+        </w:tc>
+        <w:tc>
+          <w:tcPr>
+            <w:tcW w:type="dxa" w:w="2040"/>
+            <w:tcBorders>
+              <w:top w:val="single" w:color="BFBFBF" w:sz="1"/>
+              <w:left w:val="single" w:color="BFBFBF" w:sz="1"/>
+              <w:bottom w:val="single" w:color="BFBFBF" w:sz="1"/>
+              <w:right w:val="single" w:color="BFBFBF" w:sz="1"/>
+            </w:tcBorders>
+            <w:tcMar>
+              <w:top w:type="dxa" w:w="60"/>
+              <w:left w:type="dxa" w:w="100"/>
+              <w:bottom w:type="dxa" w:w="60"/>
+              <w:right w:type="dxa" w:w="100"/>
+            </w:tcMar>
+            <w:vAlign w:val="center"/>
+          </w:tcPr>
+          <w:p>
+            <w:r>
+              <w:rPr>
+                <w:sz w:val="20"/>
+                <w:szCs w:val="20"/>
+              </w:rPr>
+              <w:t xml:space="preserve">分数随输入实时变化</w:t>
+            </w:r>
+          </w:p>
+        </w:tc>
+      </w:tr>
+      <w:tr>
+        <w:tc>
+          <w:tcPr>
+            <w:tcW w:type="dxa" w:w="2200"/>
+            <w:tcBorders>
+              <w:top w:val="single" w:color="BFBFBF" w:sz="1"/>
+              <w:left w:val="single" w:color="BFBFBF" w:sz="1"/>
+              <w:bottom w:val="single" w:color="BFBFBF" w:sz="1"/>
+              <w:right w:val="single" w:color="BFBFBF" w:sz="1"/>
+            </w:tcBorders>
+            <w:tcMar>
+              <w:top w:type="dxa" w:w="60"/>
+              <w:left w:type="dxa" w:w="100"/>
+              <w:bottom w:type="dxa" w:w="60"/>
+              <w:right w:type="dxa" w:w="100"/>
+            </w:tcMar>
+            <w:vAlign w:val="center"/>
+          </w:tcPr>
+          <w:p>
+            <w:r>
+              <w:rPr>
+                <w:sz w:val="20"/>
+                <w:szCs w:val="20"/>
+              </w:rPr>
+              <w:t xml:space="preserve">综合风险分</w:t>
+            </w:r>
+          </w:p>
+        </w:tc>
+        <w:tc>
+          <w:tcPr>
+            <w:tcW w:type="dxa" w:w="2360"/>
+            <w:tcBorders>
+              <w:top w:val="single" w:color="BFBFBF" w:sz="1"/>
+              <w:left w:val="single" w:color="BFBFBF" w:sz="1"/>
+              <w:bottom w:val="single" w:color="BFBFBF" w:sz="1"/>
+              <w:right w:val="single" w:color="BFBFBF" w:sz="1"/>
+            </w:tcBorders>
+            <w:tcMar>
+              <w:top w:type="dxa" w:w="60"/>
+              <w:left w:type="dxa" w:w="100"/>
+              <w:bottom w:type="dxa" w:w="60"/>
+              <w:right w:type="dxa" w:w="100"/>
+            </w:tcMar>
+            <w:vAlign w:val="center"/>
+          </w:tcPr>
+          <w:p>
+            <w:r>
+              <w:rPr>
+                <w:sz w:val="20"/>
+                <w:szCs w:val="20"/>
+              </w:rPr>
+              <w:t xml:space="preserve">顶部显示总分</w:t>
+            </w:r>
+          </w:p>
+        </w:tc>
+        <w:tc>
+          <w:tcPr>
+            <w:tcW w:type="dxa" w:w="2760"/>
+            <w:tcBorders>
+              <w:top w:val="single" w:color="BFBFBF" w:sz="1"/>
+              <w:left w:val="single" w:color="BFBFBF" w:sz="1"/>
+              <w:bottom w:val="single" w:color="BFBFBF" w:sz="1"/>
+              <w:right w:val="single" w:color="BFBFBF" w:sz="1"/>
+            </w:tcBorders>
+            <w:tcMar>
+              <w:top w:type="dxa" w:w="60"/>
+              <w:left w:type="dxa" w:w="100"/>
+              <w:bottom w:type="dxa" w:w="60"/>
+              <w:right w:type="dxa" w:w="100"/>
+            </w:tcMar>
+            <w:vAlign w:val="center"/>
+          </w:tcPr>
+          <w:p>
+            <w:r>
+              <w:rPr>
+                <w:sz w:val="20"/>
+                <w:szCs w:val="20"/>
+              </w:rPr>
+              <w:t xml:space="preserve">实时数字+颜色（绿&lt;40/黄40-70/红&gt;70）</w:t>
+            </w:r>
+          </w:p>
+        </w:tc>
+        <w:tc>
+          <w:tcPr>
+            <w:tcW w:type="dxa" w:w="2040"/>
+            <w:tcBorders>
+              <w:top w:val="single" w:color="BFBFBF" w:sz="1"/>
+              <w:left w:val="single" w:color="BFBFBF" w:sz="1"/>
+              <w:bottom w:val="single" w:color="BFBFBF" w:sz="1"/>
+              <w:right w:val="single" w:color="BFBFBF" w:sz="1"/>
+            </w:tcBorders>
+            <w:tcMar>
+              <w:top w:type="dxa" w:w="60"/>
+              <w:left w:type="dxa" w:w="100"/>
+              <w:bottom w:type="dxa" w:w="60"/>
+              <w:right w:type="dxa" w:w="100"/>
+            </w:tcMar>
+            <w:vAlign w:val="center"/>
+          </w:tcPr>
+          <w:p>
+            <w:r>
+              <w:rPr>
+                <w:sz w:val="20"/>
+                <w:szCs w:val="20"/>
+              </w:rPr>
+              <w:t xml:space="preserve">分数映射到处置等级</w:t>
+            </w:r>
+          </w:p>
+        </w:tc>
+      </w:tr>
+    </w:tbl>
+    <w:p>
+      <w:pPr>
+        <w:pStyle w:val="Heading3"/>
+      </w:pPr>
+      <w:r>
+        <w:t xml:space="preserve">5.4.2 提交拦截交互</w:t>
+      </w:r>
+    </w:p>
+    <w:tbl>
+      <w:tblPr>
+        <w:tblW w:type="dxa" w:w="9360"/>
+        <w:tblBorders>
+          <w:top w:val="single" w:color="auto" w:sz="4"/>
+          <w:left w:val="single" w:color="auto" w:sz="4"/>
+          <w:bottom w:val="single" w:color="auto" w:sz="4"/>
+          <w:right w:val="single" w:color="auto" w:sz="4"/>
+          <w:insideH w:val="single" w:color="auto" w:sz="4"/>
+          <w:insideV w:val="single" w:color="auto" w:sz="4"/>
+        </w:tblBorders>
+      </w:tblPr>
+      <w:tblGrid>
+        <w:gridCol w:w="1800"/>
+        <w:gridCol w:w="2360"/>
+        <w:gridCol w:w="3160"/>
+        <w:gridCol w:w="2040"/>
+      </w:tblGrid>
+      <w:tr>
+        <w:trPr>
+          <w:tblHeader/>
+        </w:trPr>
+        <w:tc>
+          <w:tcPr>
+            <w:tcW w:type="dxa" w:w="1800"/>
+            <w:tcBorders>
+              <w:top w:val="single" w:color="BFBFBF" w:sz="1"/>
+              <w:left w:val="single" w:color="BFBFBF" w:sz="1"/>
+              <w:bottom w:val="single" w:color="BFBFBF" w:sz="1"/>
+              <w:right w:val="single" w:color="BFBFBF" w:sz="1"/>
+            </w:tcBorders>
+            <w:shd w:fill="D5E8F0" w:val="clear"/>
+            <w:tcMar>
+              <w:top w:type="dxa" w:w="60"/>
+              <w:left w:type="dxa" w:w="100"/>
+              <w:bottom w:type="dxa" w:w="60"/>
+              <w:right w:type="dxa" w:w="100"/>
+            </w:tcMar>
+            <w:vAlign w:val="center"/>
+          </w:tcPr>
+          <w:p>
+            <w:r>
+              <w:rPr>
+                <w:b/>
+                <w:bCs/>
+                <w:sz w:val="20"/>
+                <w:szCs w:val="20"/>
+              </w:rPr>
+              <w:t xml:space="preserve">处置等级</w:t>
+            </w:r>
+          </w:p>
+        </w:tc>
+        <w:tc>
+          <w:tcPr>
+            <w:tcW w:type="dxa" w:w="2360"/>
+            <w:tcBorders>
+              <w:top w:val="single" w:color="BFBFBF" w:sz="1"/>
+              <w:left w:val="single" w:color="BFBFBF" w:sz="1"/>
+              <w:bottom w:val="single" w:color="BFBFBF" w:sz="1"/>
+              <w:right w:val="single" w:color="BFBFBF" w:sz="1"/>
+            </w:tcBorders>
+            <w:shd w:fill="D5E8F0" w:val="clear"/>
+            <w:tcMar>
+              <w:top w:type="dxa" w:w="60"/>
+              <w:left w:type="dxa" w:w="100"/>
+              <w:bottom w:type="dxa" w:w="60"/>
+              <w:right w:type="dxa" w:w="100"/>
+            </w:tcMar>
+            <w:vAlign w:val="center"/>
+          </w:tcPr>
+          <w:p>
+            <w:r>
+              <w:rPr>
+                <w:b/>
+                <w:bCs/>
+                <w:sz w:val="20"/>
+                <w:szCs w:val="20"/>
+              </w:rPr>
+              <w:t xml:space="preserve">触发条件</w:t>
+            </w:r>
+          </w:p>
+        </w:tc>
+        <w:tc>
+          <w:tcPr>
+            <w:tcW w:type="dxa" w:w="3160"/>
+            <w:tcBorders>
+              <w:top w:val="single" w:color="BFBFBF" w:sz="1"/>
+              <w:left w:val="single" w:color="BFBFBF" w:sz="1"/>
+              <w:bottom w:val="single" w:color="BFBFBF" w:sz="1"/>
+              <w:right w:val="single" w:color="BFBFBF" w:sz="1"/>
+            </w:tcBorders>
+            <w:shd w:fill="D5E8F0" w:val="clear"/>
+            <w:tcMar>
+              <w:top w:type="dxa" w:w="60"/>
+              <w:left w:type="dxa" w:w="100"/>
+              <w:bottom w:type="dxa" w:w="60"/>
+              <w:right w:type="dxa" w:w="100"/>
+            </w:tcMar>
+            <w:vAlign w:val="center"/>
+          </w:tcPr>
+          <w:p>
+            <w:r>
+              <w:rPr>
+                <w:b/>
+                <w:bCs/>
+                <w:sz w:val="20"/>
+                <w:szCs w:val="20"/>
+              </w:rPr>
+              <w:t xml:space="preserve">界面反馈</w:t>
+            </w:r>
+          </w:p>
+        </w:tc>
+        <w:tc>
+          <w:tcPr>
+            <w:tcW w:type="dxa" w:w="2040"/>
+            <w:tcBorders>
+              <w:top w:val="single" w:color="BFBFBF" w:sz="1"/>
+              <w:left w:val="single" w:color="BFBFBF" w:sz="1"/>
+              <w:bottom w:val="single" w:color="BFBFBF" w:sz="1"/>
+              <w:right w:val="single" w:color="BFBFBF" w:sz="1"/>
+            </w:tcBorders>
+            <w:shd w:fill="D5E8F0" w:val="clear"/>
+            <w:tcMar>
+              <w:top w:type="dxa" w:w="60"/>
+              <w:left w:type="dxa" w:w="100"/>
+              <w:bottom w:type="dxa" w:w="60"/>
+              <w:right w:type="dxa" w:w="100"/>
+            </w:tcMar>
+            <w:vAlign w:val="center"/>
+          </w:tcPr>
+          <w:p>
+            <w:r>
+              <w:rPr>
+                <w:b/>
+                <w:bCs/>
+                <w:sz w:val="20"/>
+                <w:szCs w:val="20"/>
+              </w:rPr>
+              <w:t xml:space="preserve">用户操作</w:t>
+            </w:r>
+          </w:p>
+        </w:tc>
+      </w:tr>
+      <w:tr>
+        <w:tc>
+          <w:tcPr>
+            <w:tcW w:type="dxa" w:w="1800"/>
+            <w:tcBorders>
+              <w:top w:val="single" w:color="BFBFBF" w:sz="1"/>
+              <w:left w:val="single" w:color="BFBFBF" w:sz="1"/>
+              <w:bottom w:val="single" w:color="BFBFBF" w:sz="1"/>
+              <w:right w:val="single" w:color="BFBFBF" w:sz="1"/>
+            </w:tcBorders>
+            <w:tcMar>
+              <w:top w:type="dxa" w:w="60"/>
+              <w:left w:type="dxa" w:w="100"/>
+              <w:bottom w:type="dxa" w:w="60"/>
+              <w:right w:type="dxa" w:w="100"/>
+            </w:tcMar>
+            <w:vAlign w:val="center"/>
+          </w:tcPr>
+          <w:p>
+            <w:r>
+              <w:rPr>
+                <w:sz w:val="20"/>
+                <w:szCs w:val="20"/>
+              </w:rPr>
+              <w:t xml:space="preserve">放行</w:t>
+            </w:r>
+          </w:p>
+        </w:tc>
+        <w:tc>
+          <w:tcPr>
+            <w:tcW w:type="dxa" w:w="2360"/>
+            <w:tcBorders>
+              <w:top w:val="single" w:color="BFBFBF" w:sz="1"/>
+              <w:left w:val="single" w:color="BFBFBF" w:sz="1"/>
+              <w:bottom w:val="single" w:color="BFBFBF" w:sz="1"/>
+              <w:right w:val="single" w:color="BFBFBF" w:sz="1"/>
+            </w:tcBorders>
+            <w:tcMar>
+              <w:top w:type="dxa" w:w="60"/>
+              <w:left w:type="dxa" w:w="100"/>
+              <w:bottom w:type="dxa" w:w="60"/>
+              <w:right w:type="dxa" w:w="100"/>
+            </w:tcMar>
+            <w:vAlign w:val="center"/>
+          </w:tcPr>
+          <w:p>
+            <w:r>
+              <w:rPr>
+                <w:sz w:val="20"/>
+                <w:szCs w:val="20"/>
+              </w:rPr>
+              <w:t xml:space="preserve">三层无命中或风险分&lt;中危阈值</w:t>
+            </w:r>
+          </w:p>
+        </w:tc>
+        <w:tc>
+          <w:tcPr>
+            <w:tcW w:type="dxa" w:w="3160"/>
+            <w:tcBorders>
+              <w:top w:val="single" w:color="BFBFBF" w:sz="1"/>
+              <w:left w:val="single" w:color="BFBFBF" w:sz="1"/>
+              <w:bottom w:val="single" w:color="BFBFBF" w:sz="1"/>
+              <w:right w:val="single" w:color="BFBFBF" w:sz="1"/>
+            </w:tcBorders>
+            <w:tcMar>
+              <w:top w:type="dxa" w:w="60"/>
+              <w:left w:type="dxa" w:w="100"/>
+              <w:bottom w:type="dxa" w:w="60"/>
+              <w:right w:type="dxa" w:w="100"/>
+            </w:tcMar>
+            <w:vAlign w:val="center"/>
+          </w:tcPr>
+          <w:p>
+            <w:r>
+              <w:rPr>
+                <w:sz w:val="20"/>
+                <w:szCs w:val="20"/>
+              </w:rPr>
+              <w:t xml:space="preserve">绿色提示条「三层检测通过·放行生成」</w:t>
+            </w:r>
+          </w:p>
+        </w:tc>
+        <w:tc>
+          <w:tcPr>
+            <w:tcW w:type="dxa" w:w="2040"/>
+            <w:tcBorders>
+              <w:top w:val="single" w:color="BFBFBF" w:sz="1"/>
+              <w:left w:val="single" w:color="BFBFBF" w:sz="1"/>
+              <w:bottom w:val="single" w:color="BFBFBF" w:sz="1"/>
+              <w:right w:val="single" w:color="BFBFBF" w:sz="1"/>
+            </w:tcBorders>
+            <w:tcMar>
+              <w:top w:type="dxa" w:w="60"/>
+              <w:left w:type="dxa" w:w="100"/>
+              <w:bottom w:type="dxa" w:w="60"/>
+              <w:right w:type="dxa" w:w="100"/>
+            </w:tcMar>
+            <w:vAlign w:val="center"/>
+          </w:tcPr>
+          <w:p>
+            <w:r>
+              <w:rPr>
+                <w:sz w:val="20"/>
+                <w:szCs w:val="20"/>
+              </w:rPr>
+              <w:t xml:space="preserve">可直接提交生成</w:t>
+            </w:r>
+          </w:p>
+        </w:tc>
+      </w:tr>
+      <w:tr>
+        <w:tc>
+          <w:tcPr>
+            <w:tcW w:type="dxa" w:w="1800"/>
+            <w:tcBorders>
+              <w:top w:val="single" w:color="BFBFBF" w:sz="1"/>
+              <w:left w:val="single" w:color="BFBFBF" w:sz="1"/>
+              <w:bottom w:val="single" w:color="BFBFBF" w:sz="1"/>
+              <w:right w:val="single" w:color="BFBFBF" w:sz="1"/>
+            </w:tcBorders>
+            <w:tcMar>
+              <w:top w:type="dxa" w:w="60"/>
+              <w:left w:type="dxa" w:w="100"/>
+              <w:bottom w:type="dxa" w:w="60"/>
+              <w:right w:type="dxa" w:w="100"/>
+            </w:tcMar>
+            <w:vAlign w:val="center"/>
+          </w:tcPr>
+          <w:p>
+            <w:r>
+              <w:rPr>
+                <w:sz w:val="20"/>
+                <w:szCs w:val="20"/>
+              </w:rPr>
+              <w:t xml:space="preserve">仅标注（低危）</w:t>
+            </w:r>
+          </w:p>
+        </w:tc>
+        <w:tc>
+          <w:tcPr>
+            <w:tcW w:type="dxa" w:w="2360"/>
+            <w:tcBorders>
+              <w:top w:val="single" w:color="BFBFBF" w:sz="1"/>
+              <w:left w:val="single" w:color="BFBFBF" w:sz="1"/>
+              <w:bottom w:val="single" w:color="BFBFBF" w:sz="1"/>
+              <w:right w:val="single" w:color="BFBFBF" w:sz="1"/>
+            </w:tcBorders>
+            <w:tcMar>
+              <w:top w:type="dxa" w:w="60"/>
+              <w:left w:type="dxa" w:w="100"/>
+              <w:bottom w:type="dxa" w:w="60"/>
+              <w:right w:type="dxa" w:w="100"/>
+            </w:tcMar>
+            <w:vAlign w:val="center"/>
+          </w:tcPr>
+          <w:p>
+            <w:r>
+              <w:rPr>
+                <w:sz w:val="20"/>
+                <w:szCs w:val="20"/>
+              </w:rPr>
+              <w:t xml:space="preserve">命中低危词且无规则触发</w:t>
+            </w:r>
+          </w:p>
+        </w:tc>
+        <w:tc>
+          <w:tcPr>
+            <w:tcW w:type="dxa" w:w="3160"/>
+            <w:tcBorders>
+              <w:top w:val="single" w:color="BFBFBF" w:sz="1"/>
+              <w:left w:val="single" w:color="BFBFBF" w:sz="1"/>
+              <w:bottom w:val="single" w:color="BFBFBF" w:sz="1"/>
+              <w:right w:val="single" w:color="BFBFBF" w:sz="1"/>
+            </w:tcBorders>
+            <w:tcMar>
+              <w:top w:type="dxa" w:w="60"/>
+              <w:left w:type="dxa" w:w="100"/>
+              <w:bottom w:type="dxa" w:w="60"/>
+              <w:right w:type="dxa" w:w="100"/>
+            </w:tcMar>
+            <w:vAlign w:val="center"/>
+          </w:tcPr>
+          <w:p>
+            <w:r>
+              <w:rPr>
+                <w:sz w:val="20"/>
+                <w:szCs w:val="20"/>
+              </w:rPr>
+              <w:t xml:space="preserve">蓝色提示条「低危·仅标注，可继续」</w:t>
+            </w:r>
+          </w:p>
+        </w:tc>
+        <w:tc>
+          <w:tcPr>
+            <w:tcW w:type="dxa" w:w="2040"/>
+            <w:tcBorders>
+              <w:top w:val="single" w:color="BFBFBF" w:sz="1"/>
+              <w:left w:val="single" w:color="BFBFBF" w:sz="1"/>
+              <w:bottom w:val="single" w:color="BFBFBF" w:sz="1"/>
+              <w:right w:val="single" w:color="BFBFBF" w:sz="1"/>
+            </w:tcBorders>
+            <w:tcMar>
+              <w:top w:type="dxa" w:w="60"/>
+              <w:left w:type="dxa" w:w="100"/>
+              <w:bottom w:type="dxa" w:w="60"/>
+              <w:right w:type="dxa" w:w="100"/>
+            </w:tcMar>
+            <w:vAlign w:val="center"/>
+          </w:tcPr>
+          <w:p>
+            <w:r>
+              <w:rPr>
+                <w:sz w:val="20"/>
+                <w:szCs w:val="20"/>
+              </w:rPr>
+              <w:t xml:space="preserve">可直接提交，高亮词保留</w:t>
+            </w:r>
+          </w:p>
+        </w:tc>
+      </w:tr>
+      <w:tr>
+        <w:tc>
+          <w:tcPr>
+            <w:tcW w:type="dxa" w:w="1800"/>
+            <w:tcBorders>
+              <w:top w:val="single" w:color="BFBFBF" w:sz="1"/>
+              <w:left w:val="single" w:color="BFBFBF" w:sz="1"/>
+              <w:bottom w:val="single" w:color="BFBFBF" w:sz="1"/>
+              <w:right w:val="single" w:color="BFBFBF" w:sz="1"/>
+            </w:tcBorders>
+            <w:tcMar>
+              <w:top w:type="dxa" w:w="60"/>
+              <w:left w:type="dxa" w:w="100"/>
+              <w:bottom w:type="dxa" w:w="60"/>
+              <w:right w:type="dxa" w:w="100"/>
+            </w:tcMar>
+            <w:vAlign w:val="center"/>
+          </w:tcPr>
+          <w:p>
+            <w:r>
+              <w:rPr>
+                <w:sz w:val="20"/>
+                <w:szCs w:val="20"/>
+              </w:rPr>
+              <w:t xml:space="preserve">二次确认（中危）</w:t>
+            </w:r>
+          </w:p>
+        </w:tc>
+        <w:tc>
+          <w:tcPr>
+            <w:tcW w:type="dxa" w:w="2360"/>
+            <w:tcBorders>
+              <w:top w:val="single" w:color="BFBFBF" w:sz="1"/>
+              <w:left w:val="single" w:color="BFBFBF" w:sz="1"/>
+              <w:bottom w:val="single" w:color="BFBFBF" w:sz="1"/>
+              <w:right w:val="single" w:color="BFBFBF" w:sz="1"/>
+            </w:tcBorders>
+            <w:tcMar>
+              <w:top w:type="dxa" w:w="60"/>
+              <w:left w:type="dxa" w:w="100"/>
+              <w:bottom w:type="dxa" w:w="60"/>
+              <w:right w:type="dxa" w:w="100"/>
+            </w:tcMar>
+            <w:vAlign w:val="center"/>
+          </w:tcPr>
+          <w:p>
+            <w:r>
+              <w:rPr>
+                <w:sz w:val="20"/>
+                <w:szCs w:val="20"/>
+              </w:rPr>
+              <w:t xml:space="preserve">命中中危词或规则触发二次确认</w:t>
+            </w:r>
+          </w:p>
+        </w:tc>
+        <w:tc>
+          <w:tcPr>
+            <w:tcW w:type="dxa" w:w="3160"/>
+            <w:tcBorders>
+              <w:top w:val="single" w:color="BFBFBF" w:sz="1"/>
+              <w:left w:val="single" w:color="BFBFBF" w:sz="1"/>
+              <w:bottom w:val="single" w:color="BFBFBF" w:sz="1"/>
+              <w:right w:val="single" w:color="BFBFBF" w:sz="1"/>
+            </w:tcBorders>
+            <w:tcMar>
+              <w:top w:type="dxa" w:w="60"/>
+              <w:left w:type="dxa" w:w="100"/>
+              <w:bottom w:type="dxa" w:w="60"/>
+              <w:right w:type="dxa" w:w="100"/>
+            </w:tcMar>
+            <w:vAlign w:val="center"/>
+          </w:tcPr>
+          <w:p>
+            <w:r>
+              <w:rPr>
+                <w:sz w:val="20"/>
+                <w:szCs w:val="20"/>
+              </w:rPr>
+              <w:t xml:space="preserve">黄色弹窗：命中词+合规改写建议+确认/取消按钮</w:t>
+            </w:r>
+          </w:p>
+        </w:tc>
+        <w:tc>
+          <w:tcPr>
+            <w:tcW w:type="dxa" w:w="2040"/>
+            <w:tcBorders>
+              <w:top w:val="single" w:color="BFBFBF" w:sz="1"/>
+              <w:left w:val="single" w:color="BFBFBF" w:sz="1"/>
+              <w:bottom w:val="single" w:color="BFBFBF" w:sz="1"/>
+              <w:right w:val="single" w:color="BFBFBF" w:sz="1"/>
+            </w:tcBorders>
+            <w:tcMar>
+              <w:top w:type="dxa" w:w="60"/>
+              <w:left w:type="dxa" w:w="100"/>
+              <w:bottom w:type="dxa" w:w="60"/>
+              <w:right w:type="dxa" w:w="100"/>
+            </w:tcMar>
+            <w:vAlign w:val="center"/>
+          </w:tcPr>
+          <w:p>
+            <w:r>
+              <w:rPr>
+                <w:sz w:val="20"/>
+                <w:szCs w:val="20"/>
+              </w:rPr>
+              <w:t xml:space="preserve">确认后放行；取消返回编辑</w:t>
+            </w:r>
+          </w:p>
+        </w:tc>
+      </w:tr>
+      <w:tr>
+        <w:tc>
+          <w:tcPr>
+            <w:tcW w:type="dxa" w:w="1800"/>
+            <w:tcBorders>
+              <w:top w:val="single" w:color="BFBFBF" w:sz="1"/>
+              <w:left w:val="single" w:color="BFBFBF" w:sz="1"/>
+              <w:bottom w:val="single" w:color="BFBFBF" w:sz="1"/>
+              <w:right w:val="single" w:color="BFBFBF" w:sz="1"/>
+            </w:tcBorders>
+            <w:tcMar>
+              <w:top w:type="dxa" w:w="60"/>
+              <w:left w:type="dxa" w:w="100"/>
+              <w:bottom w:type="dxa" w:w="60"/>
+              <w:right w:type="dxa" w:w="100"/>
+            </w:tcMar>
+            <w:vAlign w:val="center"/>
+          </w:tcPr>
+          <w:p>
+            <w:r>
+              <w:rPr>
+                <w:sz w:val="20"/>
+                <w:szCs w:val="20"/>
+              </w:rPr>
+              <w:t xml:space="preserve">硬拦截（高危）</w:t>
+            </w:r>
+          </w:p>
+        </w:tc>
+        <w:tc>
+          <w:tcPr>
+            <w:tcW w:type="dxa" w:w="2360"/>
+            <w:tcBorders>
+              <w:top w:val="single" w:color="BFBFBF" w:sz="1"/>
+              <w:left w:val="single" w:color="BFBFBF" w:sz="1"/>
+              <w:bottom w:val="single" w:color="BFBFBF" w:sz="1"/>
+              <w:right w:val="single" w:color="BFBFBF" w:sz="1"/>
+            </w:tcBorders>
+            <w:tcMar>
+              <w:top w:type="dxa" w:w="60"/>
+              <w:left w:type="dxa" w:w="100"/>
+              <w:bottom w:type="dxa" w:w="60"/>
+              <w:right w:type="dxa" w:w="100"/>
+            </w:tcMar>
+            <w:vAlign w:val="center"/>
+          </w:tcPr>
+          <w:p>
+            <w:r>
+              <w:rPr>
+                <w:sz w:val="20"/>
+                <w:szCs w:val="20"/>
+              </w:rPr>
+              <w:t xml:space="preserve">命中高危词或规则触发硬拦截</w:t>
+            </w:r>
+          </w:p>
+        </w:tc>
+        <w:tc>
+          <w:tcPr>
+            <w:tcW w:type="dxa" w:w="3160"/>
+            <w:tcBorders>
+              <w:top w:val="single" w:color="BFBFBF" w:sz="1"/>
+              <w:left w:val="single" w:color="BFBFBF" w:sz="1"/>
+              <w:bottom w:val="single" w:color="BFBFBF" w:sz="1"/>
+              <w:right w:val="single" w:color="BFBFBF" w:sz="1"/>
+            </w:tcBorders>
+            <w:tcMar>
+              <w:top w:type="dxa" w:w="60"/>
+              <w:left w:type="dxa" w:w="100"/>
+              <w:bottom w:type="dxa" w:w="60"/>
+              <w:right w:type="dxa" w:w="100"/>
+            </w:tcMar>
+            <w:vAlign w:val="center"/>
+          </w:tcPr>
+          <w:p>
+            <w:r>
+              <w:rPr>
+                <w:sz w:val="20"/>
+                <w:szCs w:val="20"/>
+              </w:rPr>
+              <w:t xml:space="preserve">红色提示条「高危·已拦截」+合规说明（不举例具体词）</w:t>
+            </w:r>
+          </w:p>
+        </w:tc>
+        <w:tc>
+          <w:tcPr>
+            <w:tcW w:type="dxa" w:w="2040"/>
+            <w:tcBorders>
+              <w:top w:val="single" w:color="BFBFBF" w:sz="1"/>
+              <w:left w:val="single" w:color="BFBFBF" w:sz="1"/>
+              <w:bottom w:val="single" w:color="BFBFBF" w:sz="1"/>
+              <w:right w:val="single" w:color="BFBFBF" w:sz="1"/>
+            </w:tcBorders>
+            <w:tcMar>
+              <w:top w:type="dxa" w:w="60"/>
+              <w:left w:type="dxa" w:w="100"/>
+              <w:bottom w:type="dxa" w:w="60"/>
+              <w:right w:type="dxa" w:w="100"/>
+            </w:tcMar>
+            <w:vAlign w:val="center"/>
+          </w:tcPr>
+          <w:p>
+            <w:r>
+              <w:rPr>
+                <w:sz w:val="20"/>
+                <w:szCs w:val="20"/>
+              </w:rPr>
+              <w:t xml:space="preserve">无法提交，引导查看帮助页</w:t>
+            </w:r>
+          </w:p>
+        </w:tc>
+      </w:tr>
+      <w:tr>
+        <w:tc>
+          <w:tcPr>
+            <w:tcW w:type="dxa" w:w="1800"/>
+            <w:tcBorders>
+              <w:top w:val="single" w:color="BFBFBF" w:sz="1"/>
+              <w:left w:val="single" w:color="BFBFBF" w:sz="1"/>
+              <w:bottom w:val="single" w:color="BFBFBF" w:sz="1"/>
+              <w:right w:val="single" w:color="BFBFBF" w:sz="1"/>
+            </w:tcBorders>
+            <w:tcMar>
+              <w:top w:type="dxa" w:w="60"/>
+              <w:left w:type="dxa" w:w="100"/>
+              <w:bottom w:type="dxa" w:w="60"/>
+              <w:right w:type="dxa" w:w="100"/>
+            </w:tcMar>
+            <w:vAlign w:val="center"/>
+          </w:tcPr>
+          <w:p>
+            <w:r>
+              <w:rPr>
+                <w:sz w:val="20"/>
+                <w:szCs w:val="20"/>
+              </w:rPr>
+              <w:t xml:space="preserve">黑名单命中</w:t>
+            </w:r>
+          </w:p>
+        </w:tc>
+        <w:tc>
+          <w:tcPr>
+            <w:tcW w:type="dxa" w:w="2360"/>
+            <w:tcBorders>
+              <w:top w:val="single" w:color="BFBFBF" w:sz="1"/>
+              <w:left w:val="single" w:color="BFBFBF" w:sz="1"/>
+              <w:bottom w:val="single" w:color="BFBFBF" w:sz="1"/>
+              <w:right w:val="single" w:color="BFBFBF" w:sz="1"/>
+            </w:tcBorders>
+            <w:tcMar>
+              <w:top w:type="dxa" w:w="60"/>
+              <w:left w:type="dxa" w:w="100"/>
+              <w:bottom w:type="dxa" w:w="60"/>
+              <w:right w:type="dxa" w:w="100"/>
+            </w:tcMar>
+            <w:vAlign w:val="center"/>
+          </w:tcPr>
+          <w:p>
+            <w:r>
+              <w:rPr>
+                <w:sz w:val="20"/>
+                <w:szCs w:val="20"/>
+              </w:rPr>
+              <w:t xml:space="preserve">命中黑名单词</w:t>
+            </w:r>
+          </w:p>
+        </w:tc>
+        <w:tc>
+          <w:tcPr>
+            <w:tcW w:type="dxa" w:w="3160"/>
+            <w:tcBorders>
+              <w:top w:val="single" w:color="BFBFBF" w:sz="1"/>
+              <w:left w:val="single" w:color="BFBFBF" w:sz="1"/>
+              <w:bottom w:val="single" w:color="BFBFBF" w:sz="1"/>
+              <w:right w:val="single" w:color="BFBFBF" w:sz="1"/>
+            </w:tcBorders>
+            <w:tcMar>
+              <w:top w:type="dxa" w:w="60"/>
+              <w:left w:type="dxa" w:w="100"/>
+              <w:bottom w:type="dxa" w:w="60"/>
+              <w:right w:type="dxa" w:w="100"/>
+            </w:tcMar>
+            <w:vAlign w:val="center"/>
+          </w:tcPr>
+          <w:p>
+            <w:r>
+              <w:rPr>
+                <w:sz w:val="20"/>
+                <w:szCs w:val="20"/>
+              </w:rPr>
+              <w:t xml:space="preserve">红色提示条「命中黑名单·禁止生成」</w:t>
+            </w:r>
+          </w:p>
+        </w:tc>
+        <w:tc>
+          <w:tcPr>
+            <w:tcW w:type="dxa" w:w="2040"/>
+            <w:tcBorders>
+              <w:top w:val="single" w:color="BFBFBF" w:sz="1"/>
+              <w:left w:val="single" w:color="BFBFBF" w:sz="1"/>
+              <w:bottom w:val="single" w:color="BFBFBF" w:sz="1"/>
+              <w:right w:val="single" w:color="BFBFBF" w:sz="1"/>
+            </w:tcBorders>
+            <w:tcMar>
+              <w:top w:type="dxa" w:w="60"/>
+              <w:left w:type="dxa" w:w="100"/>
+              <w:bottom w:type="dxa" w:w="60"/>
+              <w:right w:type="dxa" w:w="100"/>
+            </w:tcMar>
+            <w:vAlign w:val="center"/>
+          </w:tcPr>
+          <w:p>
+            <w:r>
+              <w:rPr>
+                <w:sz w:val="20"/>
+                <w:szCs w:val="20"/>
+              </w:rPr>
+              <w:t xml:space="preserve">无法提交</w:t>
+            </w:r>
+          </w:p>
+        </w:tc>
+      </w:tr>
+      <w:tr>
+        <w:tc>
+          <w:tcPr>
+            <w:tcW w:type="dxa" w:w="1800"/>
+            <w:tcBorders>
+              <w:top w:val="single" w:color="BFBFBF" w:sz="1"/>
+              <w:left w:val="single" w:color="BFBFBF" w:sz="1"/>
+              <w:bottom w:val="single" w:color="BFBFBF" w:sz="1"/>
+              <w:right w:val="single" w:color="BFBFBF" w:sz="1"/>
+            </w:tcBorders>
+            <w:tcMar>
+              <w:top w:type="dxa" w:w="60"/>
+              <w:left w:type="dxa" w:w="100"/>
+              <w:bottom w:type="dxa" w:w="60"/>
+              <w:right w:type="dxa" w:w="100"/>
+            </w:tcMar>
+            <w:vAlign w:val="center"/>
+          </w:tcPr>
+          <w:p>
+            <w:r>
+              <w:rPr>
+                <w:sz w:val="20"/>
+                <w:szCs w:val="20"/>
+              </w:rPr>
+              <w:t xml:space="preserve">白名单命中</w:t>
+            </w:r>
+          </w:p>
+        </w:tc>
+        <w:tc>
+          <w:tcPr>
+            <w:tcW w:type="dxa" w:w="2360"/>
+            <w:tcBorders>
+              <w:top w:val="single" w:color="BFBFBF" w:sz="1"/>
+              <w:left w:val="single" w:color="BFBFBF" w:sz="1"/>
+              <w:bottom w:val="single" w:color="BFBFBF" w:sz="1"/>
+              <w:right w:val="single" w:color="BFBFBF" w:sz="1"/>
+            </w:tcBorders>
+            <w:tcMar>
+              <w:top w:type="dxa" w:w="60"/>
+              <w:left w:type="dxa" w:w="100"/>
+              <w:bottom w:type="dxa" w:w="60"/>
+              <w:right w:type="dxa" w:w="100"/>
+            </w:tcMar>
+            <w:vAlign w:val="center"/>
+          </w:tcPr>
+          <w:p>
+            <w:r>
+              <w:rPr>
+                <w:sz w:val="20"/>
+                <w:szCs w:val="20"/>
+              </w:rPr>
+              <w:t xml:space="preserve">命中白名单词</w:t>
+            </w:r>
+          </w:p>
+        </w:tc>
+        <w:tc>
+          <w:tcPr>
+            <w:tcW w:type="dxa" w:w="3160"/>
+            <w:tcBorders>
+              <w:top w:val="single" w:color="BFBFBF" w:sz="1"/>
+              <w:left w:val="single" w:color="BFBFBF" w:sz="1"/>
+              <w:bottom w:val="single" w:color="BFBFBF" w:sz="1"/>
+              <w:right w:val="single" w:color="BFBFBF" w:sz="1"/>
+            </w:tcBorders>
+            <w:tcMar>
+              <w:top w:type="dxa" w:w="60"/>
+              <w:left w:type="dxa" w:w="100"/>
+              <w:bottom w:type="dxa" w:w="60"/>
+              <w:right w:type="dxa" w:w="100"/>
+            </w:tcMar>
+            <w:vAlign w:val="center"/>
+          </w:tcPr>
+          <w:p>
+            <w:r>
+              <w:rPr>
+                <w:sz w:val="20"/>
+                <w:szCs w:val="20"/>
+              </w:rPr>
+              <w:t xml:space="preserve">绿色提示条「命中白名单·放行」</w:t>
+            </w:r>
+          </w:p>
+        </w:tc>
+        <w:tc>
+          <w:tcPr>
+            <w:tcW w:type="dxa" w:w="2040"/>
+            <w:tcBorders>
+              <w:top w:val="single" w:color="BFBFBF" w:sz="1"/>
+              <w:left w:val="single" w:color="BFBFBF" w:sz="1"/>
+              <w:bottom w:val="single" w:color="BFBFBF" w:sz="1"/>
+              <w:right w:val="single" w:color="BFBFBF" w:sz="1"/>
+            </w:tcBorders>
+            <w:tcMar>
+              <w:top w:type="dxa" w:w="60"/>
+              <w:left w:type="dxa" w:w="100"/>
+              <w:bottom w:type="dxa" w:w="60"/>
+              <w:right w:type="dxa" w:w="100"/>
+            </w:tcMar>
+            <w:vAlign w:val="center"/>
+          </w:tcPr>
+          <w:p>
+            <w:r>
+              <w:rPr>
+                <w:sz w:val="20"/>
+                <w:szCs w:val="20"/>
+              </w:rPr>
+              <w:t xml:space="preserve">可直接提交</w:t>
+            </w:r>
+          </w:p>
+        </w:tc>
+      </w:tr>
+    </w:tbl>
+    <w:p>
+      <w:pPr>
+        <w:pStyle w:val="Heading3"/>
+      </w:pPr>
+      <w:r>
+        <w:t xml:space="preserve">5.4.3 被拦截帮助交互</w:t>
+      </w:r>
+    </w:p>
+    <w:p>
+      <w:pPr>
+        <w:pStyle w:val="ListParagraph"/>
+        <w:numPr>
+          <w:ilvl w:val="0"/>
+          <w:numId w:val="2"/>
+        </w:numPr>
+        <w:spacing w:after="60"/>
+      </w:pPr>
+      <w:r>
+        <w:t xml:space="preserve">展示八步排查法（移除参考素材→删除真人/事件名→删除 IP 名→明确成年人→去除血腥裸露→改非血腥表达→使用原创素材→逐元素测试）。</w:t>
+      </w:r>
+    </w:p>
+    <w:p>
+      <w:pPr>
+        <w:pStyle w:val="ListParagraph"/>
+        <w:numPr>
+          <w:ilvl w:val="0"/>
+          <w:numId w:val="2"/>
+        </w:numPr>
+        <w:spacing w:after="60"/>
+      </w:pPr>
+      <w:r>
+        <w:t xml:space="preserve">展示合规改写示例（4 例：原创虚构人物/降低暴力表现/版权改原创设定/明确成年角色）。</w:t>
+      </w:r>
+    </w:p>
+    <w:p>
+      <w:pPr>
+        <w:pStyle w:val="ListParagraph"/>
+        <w:numPr>
+          <w:ilvl w:val="0"/>
+          <w:numId w:val="2"/>
+        </w:numPr>
+        <w:spacing w:after="60"/>
+      </w:pPr>
+      <w:r>
+        <w:t xml:space="preserve">提供可复制的安全提示词模板。</w:t>
+      </w:r>
+    </w:p>
+    <w:p>
+      <w:pPr>
+        <w:pStyle w:val="ListParagraph"/>
+        <w:numPr>
+          <w:ilvl w:val="0"/>
+          <w:numId w:val="2"/>
+        </w:numPr>
+        <w:spacing w:after="60"/>
+      </w:pPr>
+      <w:r>
+        <w:t xml:space="preserve">提供申诉入口（Phase 1 预留，Phase 1 上线申诉通道）。</w:t>
       </w:r>
     </w:p>
     <w:p>
@@ -6916,7 +11212,7 @@
         <w:spacing w:after="120"/>
       </w:pPr>
       <w:r>
-        <w:t xml:space="preserve">角色/场景/道具在生图环节已审核入库的，视频环节引用时继承其审核状态，不重复审核。审核状态需落库记录（素材 ID、审核时间、风险分、命中详情）。</w:t>
+        <w:t xml:space="preserve">角色/场景/道具在生图环节已审核入库的，视频环节引用时继承其审核状态，不重复审核。审核状态需落库记录。</w:t>
       </w:r>
     </w:p>
     <w:p>
@@ -6929,140 +11225,7 @@
         <w:pStyle w:val="Heading1"/>
       </w:pPr>
       <w:r>
-        <w:t xml:space="preserve">七、交互说明</w:t>
-      </w:r>
-    </w:p>
-    <w:p>
-      <w:pPr>
-        <w:pStyle w:val="Heading2"/>
-      </w:pPr>
-      <w:r>
-        <w:t xml:space="preserve">7.1 创作者侧</w:t>
-      </w:r>
-    </w:p>
-    <w:p>
-      <w:pPr>
-        <w:pStyle w:val="ListParagraph"/>
-        <w:numPr>
-          <w:ilvl w:val="0"/>
-          <w:numId w:val="2"/>
-        </w:numPr>
-        <w:spacing w:after="60"/>
-      </w:pPr>
-      <w:r>
-        <w:t xml:space="preserve">实时校验：输入提示词时实时高亮命中词（红=高危/黄=中危/蓝=低危），行内提示风险。</w:t>
-      </w:r>
-    </w:p>
-    <w:p>
-      <w:pPr>
-        <w:pStyle w:val="ListParagraph"/>
-        <w:numPr>
-          <w:ilvl w:val="0"/>
-          <w:numId w:val="2"/>
-        </w:numPr>
-        <w:spacing w:after="60"/>
-      </w:pPr>
-      <w:r>
-        <w:t xml:space="preserve">提交拦截：点「生成」按最高命中等级处置，高危给合规说明但不举例具体词。</w:t>
-      </w:r>
-    </w:p>
-    <w:p>
-      <w:pPr>
-        <w:pStyle w:val="ListParagraph"/>
-        <w:numPr>
-          <w:ilvl w:val="0"/>
-          <w:numId w:val="2"/>
-        </w:numPr>
-        <w:spacing w:after="60"/>
-      </w:pPr>
-      <w:r>
-        <w:t xml:space="preserve">中危确认：弹窗展示命中词与合规改写建议，用户确认后继续。</w:t>
-      </w:r>
-    </w:p>
-    <w:p>
-      <w:pPr>
-        <w:pStyle w:val="ListParagraph"/>
-        <w:numPr>
-          <w:ilvl w:val="0"/>
-          <w:numId w:val="2"/>
-        </w:numPr>
-        <w:spacing w:after="60"/>
-      </w:pPr>
-      <w:r>
-        <w:t xml:space="preserve">被拦截帮助：提供八步排查法与合规改写示例。</w:t>
-      </w:r>
-    </w:p>
-    <w:p>
-      <w:pPr>
-        <w:pStyle w:val="Heading2"/>
-      </w:pPr>
-      <w:r>
-        <w:t xml:space="preserve">7.2 运营侧</w:t>
-      </w:r>
-    </w:p>
-    <w:p>
-      <w:pPr>
-        <w:pStyle w:val="ListParagraph"/>
-        <w:numPr>
-          <w:ilvl w:val="0"/>
-          <w:numId w:val="2"/>
-        </w:numPr>
-        <w:spacing w:after="60"/>
-      </w:pPr>
-      <w:r>
-        <w:t xml:space="preserve">词库管理：系统预置（只读）+ 自定义（增删改），筛选在搜索框前，支持按等级筛选与搜索。</w:t>
-      </w:r>
-    </w:p>
-    <w:p>
-      <w:pPr>
-        <w:pStyle w:val="ListParagraph"/>
-        <w:numPr>
-          <w:ilvl w:val="0"/>
-          <w:numId w:val="2"/>
-        </w:numPr>
-        <w:spacing w:after="60"/>
-      </w:pPr>
-      <w:r>
-        <w:t xml:space="preserve">规则引擎：规则列表 + 条件构建器 + 风险评分权重配置 + 黑白名单。</w:t>
-      </w:r>
-    </w:p>
-    <w:p>
-      <w:pPr>
-        <w:pStyle w:val="ListParagraph"/>
-        <w:numPr>
-          <w:ilvl w:val="0"/>
-          <w:numId w:val="2"/>
-        </w:numPr>
-        <w:spacing w:after="60"/>
-      </w:pPr>
-      <w:r>
-        <w:t xml:space="preserve">AI 模型配置（Phase 2）：模型开关 + 检测维度开关 + 阈值配置。</w:t>
-      </w:r>
-    </w:p>
-    <w:p>
-      <w:pPr>
-        <w:pStyle w:val="ListParagraph"/>
-        <w:numPr>
-          <w:ilvl w:val="0"/>
-          <w:numId w:val="2"/>
-        </w:numPr>
-        <w:spacing w:after="60"/>
-      </w:pPr>
-      <w:r>
-        <w:t xml:space="preserve">数据看板：三层拦截量、分类分布、规则命中率、申诉处理。</w:t>
-      </w:r>
-    </w:p>
-    <w:p>
-      <w:r>
-        <w:br w:type="page"/>
-      </w:r>
-    </w:p>
-    <w:p>
-      <w:pPr>
-        <w:pStyle w:val="Heading1"/>
-      </w:pPr>
-      <w:r>
-        <w:t xml:space="preserve">八、数据指标</w:t>
+        <w:t xml:space="preserve">七、数据指标</w:t>
       </w:r>
     </w:p>
     <w:tbl>
@@ -7935,7 +12098,7 @@
         <w:pStyle w:val="Heading1"/>
       </w:pPr>
       <w:r>
-        <w:t xml:space="preserve">九、验收标准</w:t>
+        <w:t xml:space="preserve">八、验收标准</w:t>
       </w:r>
     </w:p>
     <w:p>
@@ -7943,7 +12106,7 @@
         <w:pStyle w:val="Heading2"/>
       </w:pPr>
       <w:r>
-        <w:t xml:space="preserve">9.1 L1 敏感词库</w:t>
+        <w:t xml:space="preserve">8.1 L1 敏感词库</w:t>
       </w:r>
     </w:p>
     <w:tbl>
@@ -8645,7 +12808,7 @@
         <w:pStyle w:val="Heading2"/>
       </w:pPr>
       <w:r>
-        <w:t xml:space="preserve">9.2 L2 规则引擎</w:t>
+        <w:t xml:space="preserve">8.2 L2 规则引擎</w:t>
       </w:r>
     </w:p>
     <w:tbl>
@@ -9181,7 +13344,7 @@
         <w:pStyle w:val="Heading2"/>
       </w:pPr>
       <w:r>
-        <w:t xml:space="preserve">9.3 L3 AI 模型（Phase 2 交付）</w:t>
+        <w:t xml:space="preserve">8.3 L3 AI 模型（Phase 2 交付）</w:t>
       </w:r>
     </w:p>
     <w:tbl>
@@ -9634,7 +13797,7 @@
         <w:pStyle w:val="Heading2"/>
       </w:pPr>
       <w:r>
-        <w:t xml:space="preserve">9.4 双管线接入</w:t>
+        <w:t xml:space="preserve">8.4 双管线接入</w:t>
       </w:r>
     </w:p>
     <w:tbl>
@@ -10175,7 +14338,7 @@
         <w:pStyle w:val="Heading1"/>
       </w:pPr>
       <w:r>
-        <w:t xml:space="preserve">十、非目标（Non-Goals）</w:t>
+        <w:t xml:space="preserve">九、非目标（Non-Goals）</w:t>
       </w:r>
     </w:p>
     <w:p>
@@ -10266,7 +14429,7 @@
         <w:pStyle w:val="Heading1"/>
       </w:pPr>
       <w:r>
-        <w:t xml:space="preserve">十一、风险与依赖</w:t>
+        <w:t xml:space="preserve">十、风险与依赖</w:t>
       </w:r>
     </w:p>
     <w:tbl>
@@ -11040,7 +15203,7 @@
                 <w:sz w:val="20"/>
                 <w:szCs w:val="20"/>
               </w:rPr>
-              <w:t xml:space="preserve">接入轻量人脸检测 API 禁含人脸图；或要求创作者声明</w:t>
+              <w:t xml:space="preserve">接入轻量人脸检测 API 禁含人脸图</w:t>
             </w:r>
           </w:p>
         </w:tc>
@@ -11123,7 +15286,7 @@
                 <w:sz w:val="20"/>
                 <w:szCs w:val="20"/>
               </w:rPr>
-              <w:t xml:space="preserve">L2 高危组合规则配严 + 申诉通道快速处理</w:t>
+              <w:t xml:space="preserve">L2 高危组合规则配严 + 申诉通道</w:t>
             </w:r>
           </w:p>
         </w:tc>
@@ -11222,7 +15385,7 @@
         <w:pStyle w:val="Heading1"/>
       </w:pPr>
       <w:r>
-        <w:t xml:space="preserve">十二、埋点需求</w:t>
+        <w:t xml:space="preserve">十一、埋点需求</w:t>
       </w:r>
     </w:p>
     <w:tbl>
@@ -11929,7 +16092,7 @@
         <w:pStyle w:val="Heading1"/>
       </w:pPr>
       <w:r>
-        <w:t xml:space="preserve">十三、阶段规划</w:t>
+        <w:t xml:space="preserve">十二、阶段规划</w:t>
       </w:r>
     </w:p>
     <w:tbl>
@@ -12539,7 +16702,7 @@
         <w:pStyle w:val="Heading1"/>
       </w:pPr>
       <w:r>
-        <w:t xml:space="preserve">十四、待确认问题</w:t>
+        <w:t xml:space="preserve">十三、待确认问题</w:t>
       </w:r>
     </w:p>
     <w:tbl>
@@ -13391,7 +17554,7 @@
         <w:sz w:val="18"/>
         <w:szCs w:val="18"/>
       </w:rPr>
-      <w:t xml:space="preserve">漫剧平台内容安全审核系统 PRD · v1.2</w:t>
+      <w:t xml:space="preserve">漫剧平台内容安全审核系统 PRD · v1.3</w:t>
     </w:r>
   </w:p>
 </w:hdr>
